--- a/DOCS/CSAI-B_029_ASSIGNMENT 3 Hypervisor.docx
+++ b/DOCS/CSAI-B_029_ASSIGNMENT 3 Hypervisor.docx
@@ -155,8 +155,6 @@
         </w:rPr>
         <w:t>ASSIGNMENT NO: 03</w:t>
       </w:r>
-      <w:bookmarkStart w:id="0" w:name="_GoBack"/>
-      <w:bookmarkEnd w:id="0"/>
     </w:p>
     <w:p>
       <w:pPr>
@@ -937,7 +935,6 @@
     </w:p>
     <w:p>
       <w:pPr>
-        <w:spacing w:after="0" w:line="240" w:lineRule="auto"/>
         <w:rPr>
           <w:rFonts w:ascii="CIDFont" w:eastAsia="Times New Roman" w:hAnsi="CIDFont" w:cs="Times New Roman"/>
           <w:color w:val="000000"/>
@@ -946,6 +943,2012 @@
           <w14:ligatures w14:val="none"/>
         </w:rPr>
       </w:pPr>
+      <w:r>
+        <w:rPr>
+          <w:rFonts w:ascii="CIDFont" w:eastAsia="Times New Roman" w:hAnsi="CIDFont" w:cs="Times New Roman"/>
+          <w:color w:val="000000"/>
+          <w:kern w:val="0"/>
+          <w:lang w:eastAsia="en-IN"/>
+          <w14:ligatures w14:val="none"/>
+        </w:rPr>
+        <w:br w:type="page"/>
+      </w:r>
+    </w:p>
+    <w:p>
+      <w:pPr>
+        <w:spacing w:after="0" w:line="240" w:lineRule="auto"/>
+        <w:rPr>
+          <w:rFonts w:ascii="CIDFont" w:eastAsia="Times New Roman" w:hAnsi="CIDFont" w:cs="Times New Roman"/>
+          <w:b/>
+          <w:color w:val="000000"/>
+          <w:kern w:val="0"/>
+          <w:lang w:eastAsia="en-IN"/>
+          <w14:ligatures w14:val="none"/>
+        </w:rPr>
+      </w:pPr>
+      <w:r>
+        <w:rPr>
+          <w:rFonts w:ascii="CIDFont" w:eastAsia="Times New Roman" w:hAnsi="CIDFont" w:cs="Times New Roman"/>
+          <w:b/>
+          <w:color w:val="000000"/>
+          <w:kern w:val="0"/>
+          <w:lang w:eastAsia="en-IN"/>
+          <w14:ligatures w14:val="none"/>
+        </w:rPr>
+        <w:lastRenderedPageBreak/>
+        <w:t xml:space="preserve">USING </w:t>
+      </w:r>
+      <w:proofErr w:type="gramStart"/>
+      <w:r>
+        <w:rPr>
+          <w:rFonts w:ascii="CIDFont" w:eastAsia="Times New Roman" w:hAnsi="CIDFont" w:cs="Times New Roman"/>
+          <w:b/>
+          <w:color w:val="000000"/>
+          <w:kern w:val="0"/>
+          <w:lang w:eastAsia="en-IN"/>
+          <w14:ligatures w14:val="none"/>
+        </w:rPr>
+        <w:t>KVM :</w:t>
+      </w:r>
+      <w:proofErr w:type="gramEnd"/>
+    </w:p>
+    <w:p>
+      <w:pPr>
+        <w:spacing w:after="0" w:line="240" w:lineRule="auto"/>
+        <w:rPr>
+          <w:rFonts w:ascii="CIDFont" w:eastAsia="Times New Roman" w:hAnsi="CIDFont" w:cs="Times New Roman"/>
+          <w:b/>
+          <w:color w:val="000000"/>
+          <w:kern w:val="0"/>
+          <w:lang w:eastAsia="en-IN"/>
+          <w14:ligatures w14:val="none"/>
+        </w:rPr>
+      </w:pPr>
+    </w:p>
+    <w:p>
+      <w:pPr>
+        <w:pStyle w:val="NormalWeb"/>
+      </w:pPr>
+      <w:r>
+        <w:rPr>
+          <w:rStyle w:val="Strong"/>
+        </w:rPr>
+        <w:t>STEP 1: Choose how you would like to install the operating system.</w:t>
+      </w:r>
+    </w:p>
+    <w:p>
+      <w:pPr>
+        <w:pStyle w:val="NormalWeb"/>
+      </w:pPr>
+      <w:r>
+        <w:t>As you are installing Windows 11 from an ISO image, choose the first option. Then click the </w:t>
+      </w:r>
+      <w:r>
+        <w:rPr>
+          <w:rStyle w:val="Strong"/>
+        </w:rPr>
+        <w:t>Forward</w:t>
+      </w:r>
+      <w:r>
+        <w:t> button.</w:t>
+      </w:r>
+    </w:p>
+    <w:p>
+      <w:pPr>
+        <w:spacing w:after="0" w:line="240" w:lineRule="auto"/>
+        <w:rPr>
+          <w:rFonts w:ascii="CIDFont" w:eastAsia="Times New Roman" w:hAnsi="CIDFont" w:cs="Times New Roman"/>
+          <w:b/>
+          <w:color w:val="000000"/>
+          <w:kern w:val="0"/>
+          <w:lang w:eastAsia="en-IN"/>
+          <w14:ligatures w14:val="none"/>
+        </w:rPr>
+      </w:pPr>
+    </w:p>
+    <w:p>
+      <w:pPr>
+        <w:spacing w:after="0" w:line="240" w:lineRule="auto"/>
+        <w:rPr>
+          <w:rFonts w:ascii="CIDFont" w:eastAsia="Times New Roman" w:hAnsi="CIDFont" w:cs="Times New Roman"/>
+          <w:b/>
+          <w:color w:val="000000"/>
+          <w:kern w:val="0"/>
+          <w:lang w:eastAsia="en-IN"/>
+          <w14:ligatures w14:val="none"/>
+        </w:rPr>
+      </w:pPr>
+      <w:r>
+        <w:rPr>
+          <w:rFonts w:ascii="CIDFont" w:eastAsia="Times New Roman" w:hAnsi="CIDFont" w:cs="Times New Roman"/>
+          <w:b/>
+          <w:color w:val="000000"/>
+          <w:kern w:val="0"/>
+          <w:lang w:eastAsia="en-IN"/>
+          <w14:ligatures w14:val="none"/>
+        </w:rPr>
+        <w:drawing>
+          <wp:inline distT="0" distB="0" distL="0" distR="0" wp14:anchorId="2037FB8C" wp14:editId="539AA31A">
+            <wp:extent cx="3645508" cy="3939540"/>
+            <wp:effectExtent l="0" t="0" r="0" b="3810"/>
+            <wp:docPr id="1" name="Picture 1"/>
+            <wp:cNvGraphicFramePr>
+              <a:graphicFrameLocks xmlns:a="http://schemas.openxmlformats.org/drawingml/2006/main" noChangeAspect="1"/>
+            </wp:cNvGraphicFramePr>
+            <a:graphic xmlns:a="http://schemas.openxmlformats.org/drawingml/2006/main">
+              <a:graphicData uri="http://schemas.openxmlformats.org/drawingml/2006/picture">
+                <pic:pic xmlns:pic="http://schemas.openxmlformats.org/drawingml/2006/picture">
+                  <pic:nvPicPr>
+                    <pic:cNvPr id="1" name=""/>
+                    <pic:cNvPicPr/>
+                  </pic:nvPicPr>
+                  <pic:blipFill>
+                    <a:blip r:embed="rId15"/>
+                    <a:stretch>
+                      <a:fillRect/>
+                    </a:stretch>
+                  </pic:blipFill>
+                  <pic:spPr>
+                    <a:xfrm>
+                      <a:off x="0" y="0"/>
+                      <a:ext cx="3646244" cy="3940335"/>
+                    </a:xfrm>
+                    <a:prstGeom prst="rect">
+                      <a:avLst/>
+                    </a:prstGeom>
+                  </pic:spPr>
+                </pic:pic>
+              </a:graphicData>
+            </a:graphic>
+          </wp:inline>
+        </w:drawing>
+      </w:r>
+    </w:p>
+    <w:p>
+      <w:pPr>
+        <w:spacing w:after="0" w:line="240" w:lineRule="auto"/>
+        <w:rPr>
+          <w:rFonts w:ascii="CIDFont" w:eastAsia="Times New Roman" w:hAnsi="CIDFont" w:cs="Times New Roman"/>
+          <w:b/>
+          <w:color w:val="000000"/>
+          <w:kern w:val="0"/>
+          <w:lang w:eastAsia="en-IN"/>
+          <w14:ligatures w14:val="none"/>
+        </w:rPr>
+      </w:pPr>
+    </w:p>
+    <w:p>
+      <w:pPr>
+        <w:pStyle w:val="NormalWeb"/>
+      </w:pPr>
+      <w:r>
+        <w:rPr>
+          <w:rStyle w:val="Strong"/>
+        </w:rPr>
+        <w:t>STEP 2: Choose ISO installation media.</w:t>
+      </w:r>
+    </w:p>
+    <w:p>
+      <w:pPr>
+        <w:pStyle w:val="NormalWeb"/>
+      </w:pPr>
+      <w:r>
+        <w:t>Provide the location of the Windows 11 ISO installer image. Then click the </w:t>
+      </w:r>
+      <w:r>
+        <w:rPr>
+          <w:rStyle w:val="Strong"/>
+        </w:rPr>
+        <w:t>Forward</w:t>
+      </w:r>
+      <w:r>
+        <w:t> button.</w:t>
+      </w:r>
+    </w:p>
+    <w:p>
+      <w:pPr>
+        <w:spacing w:after="0" w:line="240" w:lineRule="auto"/>
+        <w:rPr>
+          <w:rFonts w:ascii="CIDFont" w:eastAsia="Times New Roman" w:hAnsi="CIDFont" w:cs="Times New Roman"/>
+          <w:b/>
+          <w:color w:val="000000"/>
+          <w:kern w:val="0"/>
+          <w:lang w:eastAsia="en-IN"/>
+          <w14:ligatures w14:val="none"/>
+        </w:rPr>
+      </w:pPr>
+    </w:p>
+    <w:p>
+      <w:pPr>
+        <w:spacing w:after="0" w:line="240" w:lineRule="auto"/>
+        <w:rPr>
+          <w:rFonts w:ascii="CIDFont" w:eastAsia="Times New Roman" w:hAnsi="CIDFont" w:cs="Times New Roman"/>
+          <w:b/>
+          <w:color w:val="000000"/>
+          <w:kern w:val="0"/>
+          <w:lang w:eastAsia="en-IN"/>
+          <w14:ligatures w14:val="none"/>
+        </w:rPr>
+      </w:pPr>
+      <w:r>
+        <w:rPr>
+          <w:rFonts w:ascii="CIDFont" w:eastAsia="Times New Roman" w:hAnsi="CIDFont" w:cs="Times New Roman"/>
+          <w:b/>
+          <w:color w:val="000000"/>
+          <w:kern w:val="0"/>
+          <w:lang w:eastAsia="en-IN"/>
+          <w14:ligatures w14:val="none"/>
+        </w:rPr>
+        <w:lastRenderedPageBreak/>
+        <w:drawing>
+          <wp:inline distT="0" distB="0" distL="0" distR="0" wp14:anchorId="29426941" wp14:editId="430D1E27">
+            <wp:extent cx="2910840" cy="3157548"/>
+            <wp:effectExtent l="0" t="0" r="3810" b="5080"/>
+            <wp:docPr id="2" name="Picture 2"/>
+            <wp:cNvGraphicFramePr>
+              <a:graphicFrameLocks xmlns:a="http://schemas.openxmlformats.org/drawingml/2006/main" noChangeAspect="1"/>
+            </wp:cNvGraphicFramePr>
+            <a:graphic xmlns:a="http://schemas.openxmlformats.org/drawingml/2006/main">
+              <a:graphicData uri="http://schemas.openxmlformats.org/drawingml/2006/picture">
+                <pic:pic xmlns:pic="http://schemas.openxmlformats.org/drawingml/2006/picture">
+                  <pic:nvPicPr>
+                    <pic:cNvPr id="1" name=""/>
+                    <pic:cNvPicPr/>
+                  </pic:nvPicPr>
+                  <pic:blipFill>
+                    <a:blip r:embed="rId16"/>
+                    <a:stretch>
+                      <a:fillRect/>
+                    </a:stretch>
+                  </pic:blipFill>
+                  <pic:spPr>
+                    <a:xfrm>
+                      <a:off x="0" y="0"/>
+                      <a:ext cx="2921435" cy="3169041"/>
+                    </a:xfrm>
+                    <a:prstGeom prst="rect">
+                      <a:avLst/>
+                    </a:prstGeom>
+                  </pic:spPr>
+                </pic:pic>
+              </a:graphicData>
+            </a:graphic>
+          </wp:inline>
+        </w:drawing>
+      </w:r>
+    </w:p>
+    <w:p>
+      <w:pPr>
+        <w:spacing w:after="0" w:line="240" w:lineRule="auto"/>
+        <w:rPr>
+          <w:rFonts w:ascii="CIDFont" w:eastAsia="Times New Roman" w:hAnsi="CIDFont" w:cs="Times New Roman"/>
+          <w:b/>
+          <w:color w:val="000000"/>
+          <w:kern w:val="0"/>
+          <w:lang w:eastAsia="en-IN"/>
+          <w14:ligatures w14:val="none"/>
+        </w:rPr>
+      </w:pPr>
+    </w:p>
+    <w:p>
+      <w:pPr>
+        <w:pStyle w:val="NormalWeb"/>
+      </w:pPr>
+      <w:r>
+        <w:rPr>
+          <w:rStyle w:val="Strong"/>
+        </w:rPr>
+        <w:t>STEP 3: Choose Memory and CPU settings.</w:t>
+      </w:r>
+    </w:p>
+    <w:p>
+      <w:pPr>
+        <w:pStyle w:val="NormalWeb"/>
+      </w:pPr>
+      <w:r>
+        <w:t xml:space="preserve">Set the amount of host memory and virtual CPUs that will be assigned to the guest virtual machine. I'll set the guest memory to 6 </w:t>
+      </w:r>
+      <w:proofErr w:type="spellStart"/>
+      <w:r>
+        <w:t>GiB</w:t>
+      </w:r>
+      <w:proofErr w:type="spellEnd"/>
+      <w:r>
+        <w:t xml:space="preserve"> and the virtual CPUs to 2. You can, however, change this based on your RAM and CPU availability. Click the </w:t>
+      </w:r>
+      <w:r>
+        <w:rPr>
+          <w:rStyle w:val="Strong"/>
+        </w:rPr>
+        <w:t>Forward</w:t>
+      </w:r>
+      <w:r>
+        <w:t> button to continue.</w:t>
+      </w:r>
+    </w:p>
+    <w:p>
+      <w:pPr>
+        <w:spacing w:after="0" w:line="240" w:lineRule="auto"/>
+        <w:rPr>
+          <w:rFonts w:ascii="CIDFont" w:eastAsia="Times New Roman" w:hAnsi="CIDFont" w:cs="Times New Roman"/>
+          <w:b/>
+          <w:color w:val="000000"/>
+          <w:kern w:val="0"/>
+          <w:lang w:eastAsia="en-IN"/>
+          <w14:ligatures w14:val="none"/>
+        </w:rPr>
+      </w:pPr>
+      <w:r>
+        <w:rPr>
+          <w:rFonts w:ascii="CIDFont" w:eastAsia="Times New Roman" w:hAnsi="CIDFont" w:cs="Times New Roman"/>
+          <w:b/>
+          <w:color w:val="000000"/>
+          <w:kern w:val="0"/>
+          <w:lang w:eastAsia="en-IN"/>
+          <w14:ligatures w14:val="none"/>
+        </w:rPr>
+        <w:drawing>
+          <wp:inline distT="0" distB="0" distL="0" distR="0" wp14:anchorId="3F72D85E" wp14:editId="5211E82F">
+            <wp:extent cx="3277141" cy="3581400"/>
+            <wp:effectExtent l="0" t="0" r="0" b="0"/>
+            <wp:docPr id="3" name="Picture 3"/>
+            <wp:cNvGraphicFramePr>
+              <a:graphicFrameLocks xmlns:a="http://schemas.openxmlformats.org/drawingml/2006/main" noChangeAspect="1"/>
+            </wp:cNvGraphicFramePr>
+            <a:graphic xmlns:a="http://schemas.openxmlformats.org/drawingml/2006/main">
+              <a:graphicData uri="http://schemas.openxmlformats.org/drawingml/2006/picture">
+                <pic:pic xmlns:pic="http://schemas.openxmlformats.org/drawingml/2006/picture">
+                  <pic:nvPicPr>
+                    <pic:cNvPr id="1" name=""/>
+                    <pic:cNvPicPr/>
+                  </pic:nvPicPr>
+                  <pic:blipFill>
+                    <a:blip r:embed="rId17"/>
+                    <a:stretch>
+                      <a:fillRect/>
+                    </a:stretch>
+                  </pic:blipFill>
+                  <pic:spPr>
+                    <a:xfrm>
+                      <a:off x="0" y="0"/>
+                      <a:ext cx="3281963" cy="3586669"/>
+                    </a:xfrm>
+                    <a:prstGeom prst="rect">
+                      <a:avLst/>
+                    </a:prstGeom>
+                  </pic:spPr>
+                </pic:pic>
+              </a:graphicData>
+            </a:graphic>
+          </wp:inline>
+        </w:drawing>
+      </w:r>
+    </w:p>
+    <w:p>
+      <w:pPr>
+        <w:spacing w:after="0" w:line="240" w:lineRule="auto"/>
+        <w:rPr>
+          <w:rFonts w:ascii="CIDFont" w:eastAsia="Times New Roman" w:hAnsi="CIDFont" w:cs="Times New Roman"/>
+          <w:b/>
+          <w:color w:val="000000"/>
+          <w:kern w:val="0"/>
+          <w:lang w:eastAsia="en-IN"/>
+          <w14:ligatures w14:val="none"/>
+        </w:rPr>
+      </w:pPr>
+    </w:p>
+    <w:p>
+      <w:pPr>
+        <w:spacing w:after="0" w:line="240" w:lineRule="auto"/>
+        <w:rPr>
+          <w:rFonts w:ascii="CIDFont" w:eastAsia="Times New Roman" w:hAnsi="CIDFont" w:cs="Times New Roman"/>
+          <w:b/>
+          <w:color w:val="000000"/>
+          <w:kern w:val="0"/>
+          <w:lang w:eastAsia="en-IN"/>
+          <w14:ligatures w14:val="none"/>
+        </w:rPr>
+      </w:pPr>
+    </w:p>
+    <w:p>
+      <w:pPr>
+        <w:spacing w:after="0" w:line="240" w:lineRule="auto"/>
+        <w:rPr>
+          <w:rFonts w:ascii="CIDFont" w:eastAsia="Times New Roman" w:hAnsi="CIDFont" w:cs="Times New Roman"/>
+          <w:b/>
+          <w:color w:val="000000"/>
+          <w:kern w:val="0"/>
+          <w:lang w:eastAsia="en-IN"/>
+          <w14:ligatures w14:val="none"/>
+        </w:rPr>
+      </w:pPr>
+    </w:p>
+    <w:p>
+      <w:pPr>
+        <w:spacing w:after="0" w:line="240" w:lineRule="auto"/>
+        <w:rPr>
+          <w:rFonts w:ascii="CIDFont" w:eastAsia="Times New Roman" w:hAnsi="CIDFont" w:cs="Times New Roman"/>
+          <w:b/>
+          <w:color w:val="000000"/>
+          <w:kern w:val="0"/>
+          <w:lang w:eastAsia="en-IN"/>
+          <w14:ligatures w14:val="none"/>
+        </w:rPr>
+      </w:pPr>
+    </w:p>
+    <w:p>
+      <w:pPr>
+        <w:spacing w:before="100" w:beforeAutospacing="1" w:after="100" w:afterAutospacing="1" w:line="240" w:lineRule="auto"/>
+        <w:outlineLvl w:val="2"/>
+        <w:rPr>
+          <w:rFonts w:ascii="Times New Roman" w:eastAsia="Times New Roman" w:hAnsi="Times New Roman" w:cs="Times New Roman"/>
+          <w:b/>
+          <w:bCs/>
+          <w:kern w:val="0"/>
+          <w:sz w:val="27"/>
+          <w:szCs w:val="27"/>
+          <w:lang w:eastAsia="en-IN"/>
+          <w14:ligatures w14:val="none"/>
+        </w:rPr>
+      </w:pPr>
+      <w:r>
+        <w:rPr>
+          <w:rFonts w:ascii="Times New Roman" w:eastAsia="Times New Roman" w:hAnsi="Times New Roman" w:cs="Times New Roman"/>
+          <w:b/>
+          <w:bCs/>
+          <w:kern w:val="0"/>
+          <w:sz w:val="27"/>
+          <w:szCs w:val="27"/>
+          <w:lang w:eastAsia="en-IN"/>
+          <w14:ligatures w14:val="none"/>
+        </w:rPr>
+        <w:lastRenderedPageBreak/>
+        <w:t>Configure Chipset and Firmware</w:t>
+      </w:r>
+    </w:p>
+    <w:p>
+      <w:pPr>
+        <w:spacing w:after="0" w:line="240" w:lineRule="auto"/>
+        <w:rPr>
+          <w:rFonts w:ascii="CIDFont" w:eastAsia="Times New Roman" w:hAnsi="CIDFont" w:cs="Times New Roman"/>
+          <w:b/>
+          <w:color w:val="000000"/>
+          <w:kern w:val="0"/>
+          <w:lang w:eastAsia="en-IN"/>
+          <w14:ligatures w14:val="none"/>
+        </w:rPr>
+      </w:pPr>
+    </w:p>
+    <w:p>
+      <w:pPr>
+        <w:spacing w:after="0" w:line="240" w:lineRule="auto"/>
+        <w:rPr>
+          <w:rFonts w:ascii="CIDFont" w:eastAsia="Times New Roman" w:hAnsi="CIDFont" w:cs="Times New Roman"/>
+          <w:b/>
+          <w:color w:val="000000"/>
+          <w:kern w:val="0"/>
+          <w:lang w:eastAsia="en-IN"/>
+          <w14:ligatures w14:val="none"/>
+        </w:rPr>
+      </w:pPr>
+      <w:r>
+        <w:rPr>
+          <w:rFonts w:ascii="CIDFont" w:eastAsia="Times New Roman" w:hAnsi="CIDFont" w:cs="Times New Roman"/>
+          <w:b/>
+          <w:color w:val="000000"/>
+          <w:kern w:val="0"/>
+          <w:lang w:eastAsia="en-IN"/>
+          <w14:ligatures w14:val="none"/>
+        </w:rPr>
+        <w:drawing>
+          <wp:inline distT="0" distB="0" distL="0" distR="0" wp14:anchorId="56925BC3" wp14:editId="49C516EE">
+            <wp:extent cx="3909709" cy="2910840"/>
+            <wp:effectExtent l="0" t="0" r="0" b="3810"/>
+            <wp:docPr id="4" name="Picture 4"/>
+            <wp:cNvGraphicFramePr>
+              <a:graphicFrameLocks xmlns:a="http://schemas.openxmlformats.org/drawingml/2006/main" noChangeAspect="1"/>
+            </wp:cNvGraphicFramePr>
+            <a:graphic xmlns:a="http://schemas.openxmlformats.org/drawingml/2006/main">
+              <a:graphicData uri="http://schemas.openxmlformats.org/drawingml/2006/picture">
+                <pic:pic xmlns:pic="http://schemas.openxmlformats.org/drawingml/2006/picture">
+                  <pic:nvPicPr>
+                    <pic:cNvPr id="1" name=""/>
+                    <pic:cNvPicPr/>
+                  </pic:nvPicPr>
+                  <pic:blipFill>
+                    <a:blip r:embed="rId18"/>
+                    <a:stretch>
+                      <a:fillRect/>
+                    </a:stretch>
+                  </pic:blipFill>
+                  <pic:spPr>
+                    <a:xfrm>
+                      <a:off x="0" y="0"/>
+                      <a:ext cx="3911124" cy="2911893"/>
+                    </a:xfrm>
+                    <a:prstGeom prst="rect">
+                      <a:avLst/>
+                    </a:prstGeom>
+                  </pic:spPr>
+                </pic:pic>
+              </a:graphicData>
+            </a:graphic>
+          </wp:inline>
+        </w:drawing>
+      </w:r>
+    </w:p>
+    <w:p>
+      <w:pPr>
+        <w:spacing w:after="0" w:line="240" w:lineRule="auto"/>
+        <w:rPr>
+          <w:rFonts w:ascii="CIDFont" w:eastAsia="Times New Roman" w:hAnsi="CIDFont" w:cs="Times New Roman"/>
+          <w:color w:val="000000"/>
+          <w:kern w:val="0"/>
+          <w:lang w:eastAsia="en-IN"/>
+          <w14:ligatures w14:val="none"/>
+        </w:rPr>
+      </w:pPr>
+    </w:p>
+    <w:p>
+      <w:pPr>
+        <w:spacing w:after="0" w:line="240" w:lineRule="auto"/>
+        <w:rPr>
+          <w:rFonts w:ascii="CIDFont" w:eastAsia="Times New Roman" w:hAnsi="CIDFont" w:cs="Times New Roman"/>
+          <w:color w:val="000000"/>
+          <w:kern w:val="0"/>
+          <w:lang w:eastAsia="en-IN"/>
+          <w14:ligatures w14:val="none"/>
+        </w:rPr>
+      </w:pPr>
+    </w:p>
+    <w:p>
+      <w:pPr>
+        <w:spacing w:after="0" w:line="240" w:lineRule="auto"/>
+        <w:rPr>
+          <w:rFonts w:ascii="CIDFont" w:eastAsia="Times New Roman" w:hAnsi="CIDFont" w:cs="Times New Roman"/>
+          <w:color w:val="000000"/>
+          <w:kern w:val="0"/>
+          <w:lang w:eastAsia="en-IN"/>
+          <w14:ligatures w14:val="none"/>
+        </w:rPr>
+      </w:pPr>
+    </w:p>
+    <w:p>
+      <w:pPr>
+        <w:pStyle w:val="Heading3"/>
+      </w:pPr>
+      <w:r>
+        <w:t>Enable Hyper-V Enlightenments</w:t>
+      </w:r>
+    </w:p>
+    <w:p>
+      <w:pPr>
+        <w:pStyle w:val="NormalWeb"/>
+      </w:pPr>
+      <w:r>
+        <w:t>Hyper-V Enlightenments allow KVM to emulate the Microsoft Hyper-V hypervisor. This improves the performance of the Windows 11 virtual machine.</w:t>
+      </w:r>
+    </w:p>
+    <w:p>
+      <w:pPr>
+        <w:spacing w:before="100" w:beforeAutospacing="1" w:after="100" w:afterAutospacing="1" w:line="240" w:lineRule="auto"/>
+        <w:rPr>
+          <w:rFonts w:ascii="Times New Roman" w:eastAsia="Times New Roman" w:hAnsi="Times New Roman" w:cs="Times New Roman"/>
+          <w:kern w:val="0"/>
+          <w:sz w:val="24"/>
+          <w:szCs w:val="24"/>
+          <w:lang w:eastAsia="en-IN"/>
+          <w14:ligatures w14:val="none"/>
+        </w:rPr>
+      </w:pPr>
+      <w:r>
+        <w:rPr>
+          <w:rFonts w:ascii="Times New Roman" w:eastAsia="Times New Roman" w:hAnsi="Times New Roman" w:cs="Times New Roman"/>
+          <w:kern w:val="0"/>
+          <w:sz w:val="24"/>
+          <w:szCs w:val="24"/>
+          <w:lang w:eastAsia="en-IN"/>
+          <w14:ligatures w14:val="none"/>
+        </w:rPr>
+        <w:t xml:space="preserve">The XML for </w:t>
+      </w:r>
+      <w:r>
+        <w:rPr>
+          <w:rFonts w:ascii="Courier New" w:eastAsia="Times New Roman" w:hAnsi="Courier New" w:cs="Courier New"/>
+          <w:kern w:val="0"/>
+          <w:sz w:val="20"/>
+          <w:szCs w:val="20"/>
+          <w:lang w:eastAsia="en-IN"/>
+          <w14:ligatures w14:val="none"/>
+        </w:rPr>
+        <w:t>&lt;</w:t>
+      </w:r>
+      <w:proofErr w:type="spellStart"/>
+      <w:r>
+        <w:rPr>
+          <w:rFonts w:ascii="Courier New" w:eastAsia="Times New Roman" w:hAnsi="Courier New" w:cs="Courier New"/>
+          <w:kern w:val="0"/>
+          <w:sz w:val="20"/>
+          <w:szCs w:val="20"/>
+          <w:lang w:eastAsia="en-IN"/>
+          <w14:ligatures w14:val="none"/>
+        </w:rPr>
+        <w:t>hyperv</w:t>
+      </w:r>
+      <w:proofErr w:type="spellEnd"/>
+      <w:r>
+        <w:rPr>
+          <w:rFonts w:ascii="Courier New" w:eastAsia="Times New Roman" w:hAnsi="Courier New" w:cs="Courier New"/>
+          <w:kern w:val="0"/>
+          <w:sz w:val="20"/>
+          <w:szCs w:val="20"/>
+          <w:lang w:eastAsia="en-IN"/>
+          <w14:ligatures w14:val="none"/>
+        </w:rPr>
+        <w:t>&gt;</w:t>
+      </w:r>
+      <w:r>
+        <w:rPr>
+          <w:rFonts w:ascii="Times New Roman" w:eastAsia="Times New Roman" w:hAnsi="Times New Roman" w:cs="Times New Roman"/>
+          <w:kern w:val="0"/>
+          <w:sz w:val="24"/>
+          <w:szCs w:val="24"/>
+          <w:lang w:eastAsia="en-IN"/>
+          <w14:ligatures w14:val="none"/>
+        </w:rPr>
+        <w:t xml:space="preserve"> is:</w:t>
+      </w:r>
+    </w:p>
+    <w:p>
+      <w:pPr>
+        <w:tabs>
+          <w:tab w:val="left" w:pos="916"/>
+          <w:tab w:val="left" w:pos="1832"/>
+          <w:tab w:val="left" w:pos="2748"/>
+          <w:tab w:val="left" w:pos="3664"/>
+          <w:tab w:val="left" w:pos="4580"/>
+          <w:tab w:val="left" w:pos="5496"/>
+          <w:tab w:val="left" w:pos="6412"/>
+          <w:tab w:val="left" w:pos="7328"/>
+          <w:tab w:val="left" w:pos="8244"/>
+          <w:tab w:val="left" w:pos="9160"/>
+          <w:tab w:val="left" w:pos="10076"/>
+          <w:tab w:val="left" w:pos="10992"/>
+          <w:tab w:val="left" w:pos="11908"/>
+          <w:tab w:val="left" w:pos="12824"/>
+          <w:tab w:val="left" w:pos="13740"/>
+          <w:tab w:val="left" w:pos="14656"/>
+        </w:tabs>
+        <w:spacing w:after="0" w:line="240" w:lineRule="auto"/>
+        <w:rPr>
+          <w:rFonts w:ascii="Courier New" w:eastAsia="Times New Roman" w:hAnsi="Courier New" w:cs="Courier New"/>
+          <w:kern w:val="0"/>
+          <w:sz w:val="20"/>
+          <w:szCs w:val="20"/>
+          <w:lang w:eastAsia="en-IN"/>
+          <w14:ligatures w14:val="none"/>
+        </w:rPr>
+      </w:pPr>
+      <w:r>
+        <w:rPr>
+          <w:rFonts w:ascii="Courier New" w:eastAsia="Times New Roman" w:hAnsi="Courier New" w:cs="Courier New"/>
+          <w:kern w:val="0"/>
+          <w:sz w:val="20"/>
+          <w:szCs w:val="20"/>
+          <w:lang w:eastAsia="en-IN"/>
+          <w14:ligatures w14:val="none"/>
+        </w:rPr>
+        <w:t>&lt;</w:t>
+      </w:r>
+      <w:proofErr w:type="spellStart"/>
+      <w:r>
+        <w:rPr>
+          <w:rFonts w:ascii="Courier New" w:eastAsia="Times New Roman" w:hAnsi="Courier New" w:cs="Courier New"/>
+          <w:kern w:val="0"/>
+          <w:sz w:val="20"/>
+          <w:szCs w:val="20"/>
+          <w:lang w:eastAsia="en-IN"/>
+          <w14:ligatures w14:val="none"/>
+        </w:rPr>
+        <w:t>hyperv</w:t>
+      </w:r>
+      <w:proofErr w:type="spellEnd"/>
+      <w:r>
+        <w:rPr>
+          <w:rFonts w:ascii="Courier New" w:eastAsia="Times New Roman" w:hAnsi="Courier New" w:cs="Courier New"/>
+          <w:kern w:val="0"/>
+          <w:sz w:val="20"/>
+          <w:szCs w:val="20"/>
+          <w:lang w:eastAsia="en-IN"/>
+          <w14:ligatures w14:val="none"/>
+        </w:rPr>
+        <w:t xml:space="preserve"> mode="custom"&gt;</w:t>
+      </w:r>
+      <w:r>
+        <w:rPr>
+          <w:rFonts w:ascii="Courier New" w:eastAsia="Times New Roman" w:hAnsi="Courier New" w:cs="Courier New"/>
+          <w:kern w:val="0"/>
+          <w:sz w:val="20"/>
+          <w:szCs w:val="20"/>
+          <w:lang w:eastAsia="en-IN"/>
+          <w14:ligatures w14:val="none"/>
+        </w:rPr>
+        <w:br/>
+        <w:t xml:space="preserve">  &lt;relaxed state="on"/&gt;</w:t>
+      </w:r>
+      <w:r>
+        <w:rPr>
+          <w:rFonts w:ascii="Courier New" w:eastAsia="Times New Roman" w:hAnsi="Courier New" w:cs="Courier New"/>
+          <w:kern w:val="0"/>
+          <w:sz w:val="20"/>
+          <w:szCs w:val="20"/>
+          <w:lang w:eastAsia="en-IN"/>
+          <w14:ligatures w14:val="none"/>
+        </w:rPr>
+        <w:br/>
+        <w:t xml:space="preserve">  &lt;</w:t>
+      </w:r>
+      <w:proofErr w:type="spellStart"/>
+      <w:r>
+        <w:rPr>
+          <w:rFonts w:ascii="Courier New" w:eastAsia="Times New Roman" w:hAnsi="Courier New" w:cs="Courier New"/>
+          <w:kern w:val="0"/>
+          <w:sz w:val="20"/>
+          <w:szCs w:val="20"/>
+          <w:lang w:eastAsia="en-IN"/>
+          <w14:ligatures w14:val="none"/>
+        </w:rPr>
+        <w:t>vapic</w:t>
+      </w:r>
+      <w:proofErr w:type="spellEnd"/>
+      <w:r>
+        <w:rPr>
+          <w:rFonts w:ascii="Courier New" w:eastAsia="Times New Roman" w:hAnsi="Courier New" w:cs="Courier New"/>
+          <w:kern w:val="0"/>
+          <w:sz w:val="20"/>
+          <w:szCs w:val="20"/>
+          <w:lang w:eastAsia="en-IN"/>
+          <w14:ligatures w14:val="none"/>
+        </w:rPr>
+        <w:t xml:space="preserve"> state="on"/&gt;</w:t>
+      </w:r>
+      <w:r>
+        <w:rPr>
+          <w:rFonts w:ascii="Courier New" w:eastAsia="Times New Roman" w:hAnsi="Courier New" w:cs="Courier New"/>
+          <w:kern w:val="0"/>
+          <w:sz w:val="20"/>
+          <w:szCs w:val="20"/>
+          <w:lang w:eastAsia="en-IN"/>
+          <w14:ligatures w14:val="none"/>
+        </w:rPr>
+        <w:br/>
+        <w:t xml:space="preserve">  &lt;spinlocks state="on" retries="8191"/&gt;</w:t>
+      </w:r>
+      <w:r>
+        <w:rPr>
+          <w:rFonts w:ascii="Courier New" w:eastAsia="Times New Roman" w:hAnsi="Courier New" w:cs="Courier New"/>
+          <w:kern w:val="0"/>
+          <w:sz w:val="20"/>
+          <w:szCs w:val="20"/>
+          <w:lang w:eastAsia="en-IN"/>
+          <w14:ligatures w14:val="none"/>
+        </w:rPr>
+        <w:br/>
+        <w:t xml:space="preserve">  &lt;</w:t>
+      </w:r>
+      <w:proofErr w:type="spellStart"/>
+      <w:r>
+        <w:rPr>
+          <w:rFonts w:ascii="Courier New" w:eastAsia="Times New Roman" w:hAnsi="Courier New" w:cs="Courier New"/>
+          <w:kern w:val="0"/>
+          <w:sz w:val="20"/>
+          <w:szCs w:val="20"/>
+          <w:lang w:eastAsia="en-IN"/>
+          <w14:ligatures w14:val="none"/>
+        </w:rPr>
+        <w:t>vpindex</w:t>
+      </w:r>
+      <w:proofErr w:type="spellEnd"/>
+      <w:r>
+        <w:rPr>
+          <w:rFonts w:ascii="Courier New" w:eastAsia="Times New Roman" w:hAnsi="Courier New" w:cs="Courier New"/>
+          <w:kern w:val="0"/>
+          <w:sz w:val="20"/>
+          <w:szCs w:val="20"/>
+          <w:lang w:eastAsia="en-IN"/>
+          <w14:ligatures w14:val="none"/>
+        </w:rPr>
+        <w:t xml:space="preserve"> state="on"/&gt;</w:t>
+      </w:r>
+      <w:r>
+        <w:rPr>
+          <w:rFonts w:ascii="Courier New" w:eastAsia="Times New Roman" w:hAnsi="Courier New" w:cs="Courier New"/>
+          <w:kern w:val="0"/>
+          <w:sz w:val="20"/>
+          <w:szCs w:val="20"/>
+          <w:lang w:eastAsia="en-IN"/>
+          <w14:ligatures w14:val="none"/>
+        </w:rPr>
+        <w:br/>
+        <w:t xml:space="preserve">  &lt;runtime state="on"/&gt;</w:t>
+      </w:r>
+      <w:r>
+        <w:rPr>
+          <w:rFonts w:ascii="Courier New" w:eastAsia="Times New Roman" w:hAnsi="Courier New" w:cs="Courier New"/>
+          <w:kern w:val="0"/>
+          <w:sz w:val="20"/>
+          <w:szCs w:val="20"/>
+          <w:lang w:eastAsia="en-IN"/>
+          <w14:ligatures w14:val="none"/>
+        </w:rPr>
+        <w:br/>
+        <w:t xml:space="preserve">  &lt;</w:t>
+      </w:r>
+      <w:proofErr w:type="spellStart"/>
+      <w:r>
+        <w:rPr>
+          <w:rFonts w:ascii="Courier New" w:eastAsia="Times New Roman" w:hAnsi="Courier New" w:cs="Courier New"/>
+          <w:kern w:val="0"/>
+          <w:sz w:val="20"/>
+          <w:szCs w:val="20"/>
+          <w:lang w:eastAsia="en-IN"/>
+          <w14:ligatures w14:val="none"/>
+        </w:rPr>
+        <w:t>synic</w:t>
+      </w:r>
+      <w:proofErr w:type="spellEnd"/>
+      <w:r>
+        <w:rPr>
+          <w:rFonts w:ascii="Courier New" w:eastAsia="Times New Roman" w:hAnsi="Courier New" w:cs="Courier New"/>
+          <w:kern w:val="0"/>
+          <w:sz w:val="20"/>
+          <w:szCs w:val="20"/>
+          <w:lang w:eastAsia="en-IN"/>
+          <w14:ligatures w14:val="none"/>
+        </w:rPr>
+        <w:t xml:space="preserve"> state="on"/&gt;</w:t>
+      </w:r>
+      <w:r>
+        <w:rPr>
+          <w:rFonts w:ascii="Courier New" w:eastAsia="Times New Roman" w:hAnsi="Courier New" w:cs="Courier New"/>
+          <w:kern w:val="0"/>
+          <w:sz w:val="20"/>
+          <w:szCs w:val="20"/>
+          <w:lang w:eastAsia="en-IN"/>
+          <w14:ligatures w14:val="none"/>
+        </w:rPr>
+        <w:br/>
+        <w:t xml:space="preserve">  &lt;</w:t>
+      </w:r>
+      <w:proofErr w:type="spellStart"/>
+      <w:r>
+        <w:rPr>
+          <w:rFonts w:ascii="Courier New" w:eastAsia="Times New Roman" w:hAnsi="Courier New" w:cs="Courier New"/>
+          <w:kern w:val="0"/>
+          <w:sz w:val="20"/>
+          <w:szCs w:val="20"/>
+          <w:lang w:eastAsia="en-IN"/>
+          <w14:ligatures w14:val="none"/>
+        </w:rPr>
+        <w:t>stimer</w:t>
+      </w:r>
+      <w:proofErr w:type="spellEnd"/>
+      <w:r>
+        <w:rPr>
+          <w:rFonts w:ascii="Courier New" w:eastAsia="Times New Roman" w:hAnsi="Courier New" w:cs="Courier New"/>
+          <w:kern w:val="0"/>
+          <w:sz w:val="20"/>
+          <w:szCs w:val="20"/>
+          <w:lang w:eastAsia="en-IN"/>
+          <w14:ligatures w14:val="none"/>
+        </w:rPr>
+        <w:t xml:space="preserve"> state="on"&gt;</w:t>
+      </w:r>
+      <w:r>
+        <w:rPr>
+          <w:rFonts w:ascii="Courier New" w:eastAsia="Times New Roman" w:hAnsi="Courier New" w:cs="Courier New"/>
+          <w:kern w:val="0"/>
+          <w:sz w:val="20"/>
+          <w:szCs w:val="20"/>
+          <w:lang w:eastAsia="en-IN"/>
+          <w14:ligatures w14:val="none"/>
+        </w:rPr>
+        <w:br/>
+        <w:t xml:space="preserve">    &lt;direct state="on"/&gt;</w:t>
+      </w:r>
+      <w:r>
+        <w:rPr>
+          <w:rFonts w:ascii="Courier New" w:eastAsia="Times New Roman" w:hAnsi="Courier New" w:cs="Courier New"/>
+          <w:kern w:val="0"/>
+          <w:sz w:val="20"/>
+          <w:szCs w:val="20"/>
+          <w:lang w:eastAsia="en-IN"/>
+          <w14:ligatures w14:val="none"/>
+        </w:rPr>
+        <w:br/>
+        <w:t xml:space="preserve">  &lt;/</w:t>
+      </w:r>
+      <w:proofErr w:type="spellStart"/>
+      <w:r>
+        <w:rPr>
+          <w:rFonts w:ascii="Courier New" w:eastAsia="Times New Roman" w:hAnsi="Courier New" w:cs="Courier New"/>
+          <w:kern w:val="0"/>
+          <w:sz w:val="20"/>
+          <w:szCs w:val="20"/>
+          <w:lang w:eastAsia="en-IN"/>
+          <w14:ligatures w14:val="none"/>
+        </w:rPr>
+        <w:t>stimer</w:t>
+      </w:r>
+      <w:proofErr w:type="spellEnd"/>
+      <w:r>
+        <w:rPr>
+          <w:rFonts w:ascii="Courier New" w:eastAsia="Times New Roman" w:hAnsi="Courier New" w:cs="Courier New"/>
+          <w:kern w:val="0"/>
+          <w:sz w:val="20"/>
+          <w:szCs w:val="20"/>
+          <w:lang w:eastAsia="en-IN"/>
+          <w14:ligatures w14:val="none"/>
+        </w:rPr>
+        <w:t>&gt;</w:t>
+      </w:r>
+      <w:r>
+        <w:rPr>
+          <w:rFonts w:ascii="Courier New" w:eastAsia="Times New Roman" w:hAnsi="Courier New" w:cs="Courier New"/>
+          <w:kern w:val="0"/>
+          <w:sz w:val="20"/>
+          <w:szCs w:val="20"/>
+          <w:lang w:eastAsia="en-IN"/>
+          <w14:ligatures w14:val="none"/>
+        </w:rPr>
+        <w:br/>
+        <w:t xml:space="preserve">  &lt;reset state="on"/&gt;</w:t>
+      </w:r>
+      <w:r>
+        <w:rPr>
+          <w:rFonts w:ascii="Courier New" w:eastAsia="Times New Roman" w:hAnsi="Courier New" w:cs="Courier New"/>
+          <w:kern w:val="0"/>
+          <w:sz w:val="20"/>
+          <w:szCs w:val="20"/>
+          <w:lang w:eastAsia="en-IN"/>
+          <w14:ligatures w14:val="none"/>
+        </w:rPr>
+        <w:br/>
+        <w:t xml:space="preserve">  &lt;</w:t>
+      </w:r>
+      <w:proofErr w:type="spellStart"/>
+      <w:r>
+        <w:rPr>
+          <w:rFonts w:ascii="Courier New" w:eastAsia="Times New Roman" w:hAnsi="Courier New" w:cs="Courier New"/>
+          <w:kern w:val="0"/>
+          <w:sz w:val="20"/>
+          <w:szCs w:val="20"/>
+          <w:lang w:eastAsia="en-IN"/>
+          <w14:ligatures w14:val="none"/>
+        </w:rPr>
+        <w:t>vendor_id</w:t>
+      </w:r>
+      <w:proofErr w:type="spellEnd"/>
+      <w:r>
+        <w:rPr>
+          <w:rFonts w:ascii="Courier New" w:eastAsia="Times New Roman" w:hAnsi="Courier New" w:cs="Courier New"/>
+          <w:kern w:val="0"/>
+          <w:sz w:val="20"/>
+          <w:szCs w:val="20"/>
+          <w:lang w:eastAsia="en-IN"/>
+          <w14:ligatures w14:val="none"/>
+        </w:rPr>
+        <w:t xml:space="preserve"> state="on" value="KVM </w:t>
+      </w:r>
+      <w:proofErr w:type="spellStart"/>
+      <w:r>
+        <w:rPr>
+          <w:rFonts w:ascii="Courier New" w:eastAsia="Times New Roman" w:hAnsi="Courier New" w:cs="Courier New"/>
+          <w:kern w:val="0"/>
+          <w:sz w:val="20"/>
+          <w:szCs w:val="20"/>
+          <w:lang w:eastAsia="en-IN"/>
+          <w14:ligatures w14:val="none"/>
+        </w:rPr>
+        <w:t>Hv</w:t>
+      </w:r>
+      <w:proofErr w:type="spellEnd"/>
+      <w:r>
+        <w:rPr>
+          <w:rFonts w:ascii="Courier New" w:eastAsia="Times New Roman" w:hAnsi="Courier New" w:cs="Courier New"/>
+          <w:kern w:val="0"/>
+          <w:sz w:val="20"/>
+          <w:szCs w:val="20"/>
+          <w:lang w:eastAsia="en-IN"/>
+          <w14:ligatures w14:val="none"/>
+        </w:rPr>
+        <w:t>"/&gt;</w:t>
+      </w:r>
+      <w:r>
+        <w:rPr>
+          <w:rFonts w:ascii="Courier New" w:eastAsia="Times New Roman" w:hAnsi="Courier New" w:cs="Courier New"/>
+          <w:kern w:val="0"/>
+          <w:sz w:val="20"/>
+          <w:szCs w:val="20"/>
+          <w:lang w:eastAsia="en-IN"/>
+          <w14:ligatures w14:val="none"/>
+        </w:rPr>
+        <w:br/>
+        <w:t xml:space="preserve">  &lt;frequencies state="on"/&gt;</w:t>
+      </w:r>
+      <w:r>
+        <w:rPr>
+          <w:rFonts w:ascii="Courier New" w:eastAsia="Times New Roman" w:hAnsi="Courier New" w:cs="Courier New"/>
+          <w:kern w:val="0"/>
+          <w:sz w:val="20"/>
+          <w:szCs w:val="20"/>
+          <w:lang w:eastAsia="en-IN"/>
+          <w14:ligatures w14:val="none"/>
+        </w:rPr>
+        <w:br/>
+        <w:t xml:space="preserve">  &lt;</w:t>
+      </w:r>
+      <w:proofErr w:type="spellStart"/>
+      <w:r>
+        <w:rPr>
+          <w:rFonts w:ascii="Courier New" w:eastAsia="Times New Roman" w:hAnsi="Courier New" w:cs="Courier New"/>
+          <w:kern w:val="0"/>
+          <w:sz w:val="20"/>
+          <w:szCs w:val="20"/>
+          <w:lang w:eastAsia="en-IN"/>
+          <w14:ligatures w14:val="none"/>
+        </w:rPr>
+        <w:t>reenlightenment</w:t>
+      </w:r>
+      <w:proofErr w:type="spellEnd"/>
+      <w:r>
+        <w:rPr>
+          <w:rFonts w:ascii="Courier New" w:eastAsia="Times New Roman" w:hAnsi="Courier New" w:cs="Courier New"/>
+          <w:kern w:val="0"/>
+          <w:sz w:val="20"/>
+          <w:szCs w:val="20"/>
+          <w:lang w:eastAsia="en-IN"/>
+          <w14:ligatures w14:val="none"/>
+        </w:rPr>
+        <w:t xml:space="preserve"> state="on"/&gt;</w:t>
+      </w:r>
+      <w:r>
+        <w:rPr>
+          <w:rFonts w:ascii="Courier New" w:eastAsia="Times New Roman" w:hAnsi="Courier New" w:cs="Courier New"/>
+          <w:kern w:val="0"/>
+          <w:sz w:val="20"/>
+          <w:szCs w:val="20"/>
+          <w:lang w:eastAsia="en-IN"/>
+          <w14:ligatures w14:val="none"/>
+        </w:rPr>
+        <w:br/>
+        <w:t xml:space="preserve">  &lt;</w:t>
+      </w:r>
+      <w:proofErr w:type="spellStart"/>
+      <w:r>
+        <w:rPr>
+          <w:rFonts w:ascii="Courier New" w:eastAsia="Times New Roman" w:hAnsi="Courier New" w:cs="Courier New"/>
+          <w:kern w:val="0"/>
+          <w:sz w:val="20"/>
+          <w:szCs w:val="20"/>
+          <w:lang w:eastAsia="en-IN"/>
+          <w14:ligatures w14:val="none"/>
+        </w:rPr>
+        <w:t>tlbflush</w:t>
+      </w:r>
+      <w:proofErr w:type="spellEnd"/>
+      <w:r>
+        <w:rPr>
+          <w:rFonts w:ascii="Courier New" w:eastAsia="Times New Roman" w:hAnsi="Courier New" w:cs="Courier New"/>
+          <w:kern w:val="0"/>
+          <w:sz w:val="20"/>
+          <w:szCs w:val="20"/>
+          <w:lang w:eastAsia="en-IN"/>
+          <w14:ligatures w14:val="none"/>
+        </w:rPr>
+        <w:t xml:space="preserve"> state="on"/&gt;</w:t>
+      </w:r>
+      <w:r>
+        <w:rPr>
+          <w:rFonts w:ascii="Courier New" w:eastAsia="Times New Roman" w:hAnsi="Courier New" w:cs="Courier New"/>
+          <w:kern w:val="0"/>
+          <w:sz w:val="20"/>
+          <w:szCs w:val="20"/>
+          <w:lang w:eastAsia="en-IN"/>
+          <w14:ligatures w14:val="none"/>
+        </w:rPr>
+        <w:br/>
+        <w:t xml:space="preserve">  &lt;</w:t>
+      </w:r>
+      <w:proofErr w:type="spellStart"/>
+      <w:r>
+        <w:rPr>
+          <w:rFonts w:ascii="Courier New" w:eastAsia="Times New Roman" w:hAnsi="Courier New" w:cs="Courier New"/>
+          <w:kern w:val="0"/>
+          <w:sz w:val="20"/>
+          <w:szCs w:val="20"/>
+          <w:lang w:eastAsia="en-IN"/>
+          <w14:ligatures w14:val="none"/>
+        </w:rPr>
+        <w:t>ipi</w:t>
+      </w:r>
+      <w:proofErr w:type="spellEnd"/>
+      <w:r>
+        <w:rPr>
+          <w:rFonts w:ascii="Courier New" w:eastAsia="Times New Roman" w:hAnsi="Courier New" w:cs="Courier New"/>
+          <w:kern w:val="0"/>
+          <w:sz w:val="20"/>
+          <w:szCs w:val="20"/>
+          <w:lang w:eastAsia="en-IN"/>
+          <w14:ligatures w14:val="none"/>
+        </w:rPr>
+        <w:t xml:space="preserve"> state="on"/&gt;</w:t>
+      </w:r>
+      <w:r>
+        <w:rPr>
+          <w:rFonts w:ascii="Courier New" w:eastAsia="Times New Roman" w:hAnsi="Courier New" w:cs="Courier New"/>
+          <w:kern w:val="0"/>
+          <w:sz w:val="20"/>
+          <w:szCs w:val="20"/>
+          <w:lang w:eastAsia="en-IN"/>
+          <w14:ligatures w14:val="none"/>
+        </w:rPr>
+        <w:br/>
+        <w:t xml:space="preserve">  </w:t>
+      </w:r>
+      <w:r>
+        <w:rPr>
+          <w:rFonts w:ascii="Courier New" w:eastAsia="Times New Roman" w:hAnsi="Courier New" w:cs="Courier New"/>
+          <w:b/>
+          <w:bCs/>
+          <w:kern w:val="0"/>
+          <w:sz w:val="20"/>
+          <w:szCs w:val="20"/>
+          <w:lang w:eastAsia="en-IN"/>
+          <w14:ligatures w14:val="none"/>
+        </w:rPr>
+        <w:t>&lt;</w:t>
+      </w:r>
+      <w:proofErr w:type="spellStart"/>
+      <w:r>
+        <w:rPr>
+          <w:rFonts w:ascii="Courier New" w:eastAsia="Times New Roman" w:hAnsi="Courier New" w:cs="Courier New"/>
+          <w:b/>
+          <w:bCs/>
+          <w:kern w:val="0"/>
+          <w:sz w:val="20"/>
+          <w:szCs w:val="20"/>
+          <w:lang w:eastAsia="en-IN"/>
+          <w14:ligatures w14:val="none"/>
+        </w:rPr>
+        <w:t>evmcs</w:t>
+      </w:r>
+      <w:proofErr w:type="spellEnd"/>
+      <w:r>
+        <w:rPr>
+          <w:rFonts w:ascii="Courier New" w:eastAsia="Times New Roman" w:hAnsi="Courier New" w:cs="Courier New"/>
+          <w:b/>
+          <w:bCs/>
+          <w:kern w:val="0"/>
+          <w:sz w:val="20"/>
+          <w:szCs w:val="20"/>
+          <w:lang w:eastAsia="en-IN"/>
+          <w14:ligatures w14:val="none"/>
+        </w:rPr>
+        <w:t xml:space="preserve"> state="on"/&gt;</w:t>
+      </w:r>
+      <w:r>
+        <w:rPr>
+          <w:rFonts w:ascii="Courier New" w:eastAsia="Times New Roman" w:hAnsi="Courier New" w:cs="Courier New"/>
+          <w:kern w:val="0"/>
+          <w:sz w:val="20"/>
+          <w:szCs w:val="20"/>
+          <w:lang w:eastAsia="en-IN"/>
+          <w14:ligatures w14:val="none"/>
+        </w:rPr>
+        <w:br/>
+        <w:t>&lt;/</w:t>
+      </w:r>
+      <w:proofErr w:type="spellStart"/>
+      <w:r>
+        <w:rPr>
+          <w:rFonts w:ascii="Courier New" w:eastAsia="Times New Roman" w:hAnsi="Courier New" w:cs="Courier New"/>
+          <w:kern w:val="0"/>
+          <w:sz w:val="20"/>
+          <w:szCs w:val="20"/>
+          <w:lang w:eastAsia="en-IN"/>
+          <w14:ligatures w14:val="none"/>
+        </w:rPr>
+        <w:t>hyperv</w:t>
+      </w:r>
+      <w:proofErr w:type="spellEnd"/>
+      <w:r>
+        <w:rPr>
+          <w:rFonts w:ascii="Courier New" w:eastAsia="Times New Roman" w:hAnsi="Courier New" w:cs="Courier New"/>
+          <w:kern w:val="0"/>
+          <w:sz w:val="20"/>
+          <w:szCs w:val="20"/>
+          <w:lang w:eastAsia="en-IN"/>
+          <w14:ligatures w14:val="none"/>
+        </w:rPr>
+        <w:t>&gt;</w:t>
+      </w:r>
+    </w:p>
+    <w:p>
+      <w:pPr>
+        <w:spacing w:before="100" w:beforeAutospacing="1" w:after="100" w:afterAutospacing="1" w:line="240" w:lineRule="auto"/>
+        <w:rPr>
+          <w:rFonts w:ascii="Times New Roman" w:eastAsia="Times New Roman" w:hAnsi="Times New Roman" w:cs="Times New Roman"/>
+          <w:kern w:val="0"/>
+          <w:sz w:val="24"/>
+          <w:szCs w:val="24"/>
+          <w:lang w:eastAsia="en-IN"/>
+          <w14:ligatures w14:val="none"/>
+        </w:rPr>
+      </w:pPr>
+      <w:r>
+        <w:rPr>
+          <w:rFonts w:ascii="Times New Roman" w:eastAsia="Times New Roman" w:hAnsi="Times New Roman" w:cs="Times New Roman"/>
+          <w:kern w:val="0"/>
+          <w:sz w:val="24"/>
+          <w:szCs w:val="24"/>
+          <w:lang w:eastAsia="en-IN"/>
+          <w14:ligatures w14:val="none"/>
+        </w:rPr>
+        <w:t xml:space="preserve">The XML for the </w:t>
+      </w:r>
+      <w:r>
+        <w:rPr>
+          <w:rFonts w:ascii="Courier New" w:eastAsia="Times New Roman" w:hAnsi="Courier New" w:cs="Courier New"/>
+          <w:kern w:val="0"/>
+          <w:sz w:val="20"/>
+          <w:szCs w:val="20"/>
+          <w:lang w:eastAsia="en-IN"/>
+          <w14:ligatures w14:val="none"/>
+        </w:rPr>
+        <w:t>&lt;timer&gt;</w:t>
+      </w:r>
+      <w:r>
+        <w:rPr>
+          <w:rFonts w:ascii="Times New Roman" w:eastAsia="Times New Roman" w:hAnsi="Times New Roman" w:cs="Times New Roman"/>
+          <w:kern w:val="0"/>
+          <w:sz w:val="24"/>
+          <w:szCs w:val="24"/>
+          <w:lang w:eastAsia="en-IN"/>
+          <w14:ligatures w14:val="none"/>
+        </w:rPr>
+        <w:t xml:space="preserve"> in the </w:t>
+      </w:r>
+      <w:r>
+        <w:rPr>
+          <w:rFonts w:ascii="Courier New" w:eastAsia="Times New Roman" w:hAnsi="Courier New" w:cs="Courier New"/>
+          <w:kern w:val="0"/>
+          <w:sz w:val="20"/>
+          <w:szCs w:val="20"/>
+          <w:lang w:eastAsia="en-IN"/>
+          <w14:ligatures w14:val="none"/>
+        </w:rPr>
+        <w:t>&lt;clock&gt;</w:t>
+      </w:r>
+      <w:r>
+        <w:rPr>
+          <w:rFonts w:ascii="Times New Roman" w:eastAsia="Times New Roman" w:hAnsi="Times New Roman" w:cs="Times New Roman"/>
+          <w:kern w:val="0"/>
+          <w:sz w:val="24"/>
+          <w:szCs w:val="24"/>
+          <w:lang w:eastAsia="en-IN"/>
+          <w14:ligatures w14:val="none"/>
+        </w:rPr>
+        <w:t xml:space="preserve"> section is:</w:t>
+      </w:r>
+    </w:p>
+    <w:p>
+      <w:pPr>
+        <w:tabs>
+          <w:tab w:val="left" w:pos="916"/>
+          <w:tab w:val="left" w:pos="1832"/>
+          <w:tab w:val="left" w:pos="2748"/>
+          <w:tab w:val="left" w:pos="3664"/>
+          <w:tab w:val="left" w:pos="4580"/>
+          <w:tab w:val="left" w:pos="5496"/>
+          <w:tab w:val="left" w:pos="6412"/>
+          <w:tab w:val="left" w:pos="7328"/>
+          <w:tab w:val="left" w:pos="8244"/>
+          <w:tab w:val="left" w:pos="9160"/>
+          <w:tab w:val="left" w:pos="10076"/>
+          <w:tab w:val="left" w:pos="10992"/>
+          <w:tab w:val="left" w:pos="11908"/>
+          <w:tab w:val="left" w:pos="12824"/>
+          <w:tab w:val="left" w:pos="13740"/>
+          <w:tab w:val="left" w:pos="14656"/>
+        </w:tabs>
+        <w:spacing w:after="0" w:line="240" w:lineRule="auto"/>
+        <w:rPr>
+          <w:rFonts w:ascii="Courier New" w:eastAsia="Times New Roman" w:hAnsi="Courier New" w:cs="Courier New"/>
+          <w:kern w:val="0"/>
+          <w:sz w:val="20"/>
+          <w:szCs w:val="20"/>
+          <w:lang w:eastAsia="en-IN"/>
+          <w14:ligatures w14:val="none"/>
+        </w:rPr>
+      </w:pPr>
+      <w:r>
+        <w:rPr>
+          <w:rFonts w:ascii="Courier New" w:eastAsia="Times New Roman" w:hAnsi="Courier New" w:cs="Courier New"/>
+          <w:kern w:val="0"/>
+          <w:sz w:val="20"/>
+          <w:szCs w:val="20"/>
+          <w:lang w:eastAsia="en-IN"/>
+          <w14:ligatures w14:val="none"/>
+        </w:rPr>
+        <w:t>&lt;clock offset="</w:t>
+      </w:r>
+      <w:proofErr w:type="spellStart"/>
+      <w:r>
+        <w:rPr>
+          <w:rFonts w:ascii="Courier New" w:eastAsia="Times New Roman" w:hAnsi="Courier New" w:cs="Courier New"/>
+          <w:kern w:val="0"/>
+          <w:sz w:val="20"/>
+          <w:szCs w:val="20"/>
+          <w:lang w:eastAsia="en-IN"/>
+          <w14:ligatures w14:val="none"/>
+        </w:rPr>
+        <w:t>localtime</w:t>
+      </w:r>
+      <w:proofErr w:type="spellEnd"/>
+      <w:r>
+        <w:rPr>
+          <w:rFonts w:ascii="Courier New" w:eastAsia="Times New Roman" w:hAnsi="Courier New" w:cs="Courier New"/>
+          <w:kern w:val="0"/>
+          <w:sz w:val="20"/>
+          <w:szCs w:val="20"/>
+          <w:lang w:eastAsia="en-IN"/>
+          <w14:ligatures w14:val="none"/>
+        </w:rPr>
+        <w:t>"&gt;</w:t>
+      </w:r>
+    </w:p>
+    <w:p>
+      <w:pPr>
+        <w:tabs>
+          <w:tab w:val="left" w:pos="916"/>
+          <w:tab w:val="left" w:pos="1832"/>
+          <w:tab w:val="left" w:pos="2748"/>
+          <w:tab w:val="left" w:pos="3664"/>
+          <w:tab w:val="left" w:pos="4580"/>
+          <w:tab w:val="left" w:pos="5496"/>
+          <w:tab w:val="left" w:pos="6412"/>
+          <w:tab w:val="left" w:pos="7328"/>
+          <w:tab w:val="left" w:pos="8244"/>
+          <w:tab w:val="left" w:pos="9160"/>
+          <w:tab w:val="left" w:pos="10076"/>
+          <w:tab w:val="left" w:pos="10992"/>
+          <w:tab w:val="left" w:pos="11908"/>
+          <w:tab w:val="left" w:pos="12824"/>
+          <w:tab w:val="left" w:pos="13740"/>
+          <w:tab w:val="left" w:pos="14656"/>
+        </w:tabs>
+        <w:spacing w:after="0" w:line="240" w:lineRule="auto"/>
+        <w:rPr>
+          <w:rFonts w:ascii="Courier New" w:eastAsia="Times New Roman" w:hAnsi="Courier New" w:cs="Courier New"/>
+          <w:kern w:val="0"/>
+          <w:sz w:val="20"/>
+          <w:szCs w:val="20"/>
+          <w:lang w:eastAsia="en-IN"/>
+          <w14:ligatures w14:val="none"/>
+        </w:rPr>
+      </w:pPr>
+      <w:r>
+        <w:rPr>
+          <w:rFonts w:ascii="Courier New" w:eastAsia="Times New Roman" w:hAnsi="Courier New" w:cs="Courier New"/>
+          <w:kern w:val="0"/>
+          <w:sz w:val="20"/>
+          <w:szCs w:val="20"/>
+          <w:lang w:eastAsia="en-IN"/>
+          <w14:ligatures w14:val="none"/>
+        </w:rPr>
+        <w:t xml:space="preserve">  ... </w:t>
+      </w:r>
+    </w:p>
+    <w:p>
+      <w:pPr>
+        <w:tabs>
+          <w:tab w:val="left" w:pos="916"/>
+          <w:tab w:val="left" w:pos="1832"/>
+          <w:tab w:val="left" w:pos="2748"/>
+          <w:tab w:val="left" w:pos="3664"/>
+          <w:tab w:val="left" w:pos="4580"/>
+          <w:tab w:val="left" w:pos="5496"/>
+          <w:tab w:val="left" w:pos="6412"/>
+          <w:tab w:val="left" w:pos="7328"/>
+          <w:tab w:val="left" w:pos="8244"/>
+          <w:tab w:val="left" w:pos="9160"/>
+          <w:tab w:val="left" w:pos="10076"/>
+          <w:tab w:val="left" w:pos="10992"/>
+          <w:tab w:val="left" w:pos="11908"/>
+          <w:tab w:val="left" w:pos="12824"/>
+          <w:tab w:val="left" w:pos="13740"/>
+          <w:tab w:val="left" w:pos="14656"/>
+        </w:tabs>
+        <w:spacing w:after="0" w:line="240" w:lineRule="auto"/>
+        <w:rPr>
+          <w:rFonts w:ascii="Courier New" w:eastAsia="Times New Roman" w:hAnsi="Courier New" w:cs="Courier New"/>
+          <w:kern w:val="0"/>
+          <w:sz w:val="20"/>
+          <w:szCs w:val="20"/>
+          <w:lang w:eastAsia="en-IN"/>
+          <w14:ligatures w14:val="none"/>
+        </w:rPr>
+      </w:pPr>
+      <w:r>
+        <w:rPr>
+          <w:rFonts w:ascii="Courier New" w:eastAsia="Times New Roman" w:hAnsi="Courier New" w:cs="Courier New"/>
+          <w:kern w:val="0"/>
+          <w:sz w:val="20"/>
+          <w:szCs w:val="20"/>
+          <w:lang w:eastAsia="en-IN"/>
+          <w14:ligatures w14:val="none"/>
+        </w:rPr>
+        <w:lastRenderedPageBreak/>
+        <w:t xml:space="preserve">  &lt;timer name="</w:t>
+      </w:r>
+      <w:proofErr w:type="spellStart"/>
+      <w:r>
+        <w:rPr>
+          <w:rFonts w:ascii="Courier New" w:eastAsia="Times New Roman" w:hAnsi="Courier New" w:cs="Courier New"/>
+          <w:kern w:val="0"/>
+          <w:sz w:val="20"/>
+          <w:szCs w:val="20"/>
+          <w:lang w:eastAsia="en-IN"/>
+          <w14:ligatures w14:val="none"/>
+        </w:rPr>
+        <w:t>hypervclock</w:t>
+      </w:r>
+      <w:proofErr w:type="spellEnd"/>
+      <w:r>
+        <w:rPr>
+          <w:rFonts w:ascii="Courier New" w:eastAsia="Times New Roman" w:hAnsi="Courier New" w:cs="Courier New"/>
+          <w:kern w:val="0"/>
+          <w:sz w:val="20"/>
+          <w:szCs w:val="20"/>
+          <w:lang w:eastAsia="en-IN"/>
+          <w14:ligatures w14:val="none"/>
+        </w:rPr>
+        <w:t>" present="yes"/&gt;</w:t>
+      </w:r>
+    </w:p>
+    <w:p>
+      <w:pPr>
+        <w:tabs>
+          <w:tab w:val="left" w:pos="916"/>
+          <w:tab w:val="left" w:pos="1832"/>
+          <w:tab w:val="left" w:pos="2748"/>
+          <w:tab w:val="left" w:pos="3664"/>
+          <w:tab w:val="left" w:pos="4580"/>
+          <w:tab w:val="left" w:pos="5496"/>
+          <w:tab w:val="left" w:pos="6412"/>
+          <w:tab w:val="left" w:pos="7328"/>
+          <w:tab w:val="left" w:pos="8244"/>
+          <w:tab w:val="left" w:pos="9160"/>
+          <w:tab w:val="left" w:pos="10076"/>
+          <w:tab w:val="left" w:pos="10992"/>
+          <w:tab w:val="left" w:pos="11908"/>
+          <w:tab w:val="left" w:pos="12824"/>
+          <w:tab w:val="left" w:pos="13740"/>
+          <w:tab w:val="left" w:pos="14656"/>
+        </w:tabs>
+        <w:spacing w:after="0" w:line="240" w:lineRule="auto"/>
+        <w:rPr>
+          <w:rFonts w:ascii="Courier New" w:eastAsia="Times New Roman" w:hAnsi="Courier New" w:cs="Courier New"/>
+          <w:kern w:val="0"/>
+          <w:sz w:val="20"/>
+          <w:szCs w:val="20"/>
+          <w:lang w:eastAsia="en-IN"/>
+          <w14:ligatures w14:val="none"/>
+        </w:rPr>
+      </w:pPr>
+      <w:r>
+        <w:rPr>
+          <w:rFonts w:ascii="Courier New" w:eastAsia="Times New Roman" w:hAnsi="Courier New" w:cs="Courier New"/>
+          <w:kern w:val="0"/>
+          <w:sz w:val="20"/>
+          <w:szCs w:val="20"/>
+          <w:lang w:eastAsia="en-IN"/>
+          <w14:ligatures w14:val="none"/>
+        </w:rPr>
+        <w:t>&lt;/clock&gt;</w:t>
+      </w:r>
+    </w:p>
+    <w:p>
+      <w:pPr>
+        <w:spacing w:after="0" w:line="240" w:lineRule="auto"/>
+        <w:rPr>
+          <w:rFonts w:ascii="CIDFont" w:eastAsia="Times New Roman" w:hAnsi="CIDFont" w:cs="Times New Roman"/>
+          <w:color w:val="000000"/>
+          <w:kern w:val="0"/>
+          <w:lang w:eastAsia="en-IN"/>
+          <w14:ligatures w14:val="none"/>
+        </w:rPr>
+      </w:pPr>
+    </w:p>
+    <w:p>
+      <w:pPr>
+        <w:spacing w:after="0" w:line="240" w:lineRule="auto"/>
+        <w:rPr>
+          <w:rFonts w:ascii="CIDFont" w:eastAsia="Times New Roman" w:hAnsi="CIDFont" w:cs="Times New Roman"/>
+          <w:color w:val="000000"/>
+          <w:kern w:val="0"/>
+          <w:lang w:eastAsia="en-IN"/>
+          <w14:ligatures w14:val="none"/>
+        </w:rPr>
+      </w:pPr>
+    </w:p>
+    <w:p>
+      <w:pPr>
+        <w:pStyle w:val="Heading2"/>
+      </w:pPr>
+      <w:r>
+        <w:t>Install a Windows 11 Virtual Machine on KVM</w:t>
+      </w:r>
+    </w:p>
+    <w:p>
+      <w:pPr>
+        <w:spacing w:after="0" w:line="240" w:lineRule="auto"/>
+        <w:rPr>
+          <w:rFonts w:ascii="CIDFont" w:eastAsia="Times New Roman" w:hAnsi="CIDFont" w:cs="Times New Roman"/>
+          <w:color w:val="000000"/>
+          <w:kern w:val="0"/>
+          <w:lang w:eastAsia="en-IN"/>
+          <w14:ligatures w14:val="none"/>
+        </w:rPr>
+      </w:pPr>
+    </w:p>
+    <w:p>
+      <w:pPr>
+        <w:spacing w:after="0" w:line="240" w:lineRule="auto"/>
+        <w:rPr>
+          <w:rFonts w:ascii="CIDFont" w:eastAsia="Times New Roman" w:hAnsi="CIDFont" w:cs="Times New Roman"/>
+          <w:color w:val="000000"/>
+          <w:kern w:val="0"/>
+          <w:lang w:eastAsia="en-IN"/>
+          <w14:ligatures w14:val="none"/>
+        </w:rPr>
+      </w:pPr>
+    </w:p>
+    <w:p>
+      <w:pPr>
+        <w:spacing w:after="0" w:line="240" w:lineRule="auto"/>
+        <w:rPr>
+          <w:rFonts w:ascii="CIDFont" w:eastAsia="Times New Roman" w:hAnsi="CIDFont" w:cs="Times New Roman"/>
+          <w:color w:val="000000"/>
+          <w:kern w:val="0"/>
+          <w:lang w:eastAsia="en-IN"/>
+          <w14:ligatures w14:val="none"/>
+        </w:rPr>
+      </w:pPr>
+      <w:r>
+        <w:rPr>
+          <w:rFonts w:ascii="CIDFont" w:eastAsia="Times New Roman" w:hAnsi="CIDFont" w:cs="Times New Roman"/>
+          <w:color w:val="000000"/>
+          <w:kern w:val="0"/>
+          <w:lang w:eastAsia="en-IN"/>
+          <w14:ligatures w14:val="none"/>
+        </w:rPr>
+        <w:drawing>
+          <wp:inline distT="0" distB="0" distL="0" distR="0" wp14:anchorId="4C43EA18" wp14:editId="79873136">
+            <wp:extent cx="3823601" cy="2183765"/>
+            <wp:effectExtent l="0" t="0" r="5715" b="6985"/>
+            <wp:docPr id="5" name="Picture 5"/>
+            <wp:cNvGraphicFramePr>
+              <a:graphicFrameLocks xmlns:a="http://schemas.openxmlformats.org/drawingml/2006/main" noChangeAspect="1"/>
+            </wp:cNvGraphicFramePr>
+            <a:graphic xmlns:a="http://schemas.openxmlformats.org/drawingml/2006/main">
+              <a:graphicData uri="http://schemas.openxmlformats.org/drawingml/2006/picture">
+                <pic:pic xmlns:pic="http://schemas.openxmlformats.org/drawingml/2006/picture">
+                  <pic:nvPicPr>
+                    <pic:cNvPr id="1" name=""/>
+                    <pic:cNvPicPr/>
+                  </pic:nvPicPr>
+                  <pic:blipFill>
+                    <a:blip r:embed="rId19"/>
+                    <a:stretch>
+                      <a:fillRect/>
+                    </a:stretch>
+                  </pic:blipFill>
+                  <pic:spPr>
+                    <a:xfrm>
+                      <a:off x="0" y="0"/>
+                      <a:ext cx="3827089" cy="2185757"/>
+                    </a:xfrm>
+                    <a:prstGeom prst="rect">
+                      <a:avLst/>
+                    </a:prstGeom>
+                  </pic:spPr>
+                </pic:pic>
+              </a:graphicData>
+            </a:graphic>
+          </wp:inline>
+        </w:drawing>
+      </w:r>
+    </w:p>
+    <w:p>
+      <w:pPr>
+        <w:spacing w:after="0" w:line="240" w:lineRule="auto"/>
+        <w:rPr>
+          <w:rFonts w:ascii="CIDFont" w:eastAsia="Times New Roman" w:hAnsi="CIDFont" w:cs="Times New Roman"/>
+          <w:color w:val="000000"/>
+          <w:kern w:val="0"/>
+          <w:lang w:eastAsia="en-IN"/>
+          <w14:ligatures w14:val="none"/>
+        </w:rPr>
+      </w:pPr>
+    </w:p>
+    <w:p>
+      <w:pPr>
+        <w:spacing w:after="0" w:line="240" w:lineRule="auto"/>
+        <w:rPr>
+          <w:rFonts w:ascii="CIDFont" w:eastAsia="Times New Roman" w:hAnsi="CIDFont" w:cs="Times New Roman"/>
+          <w:color w:val="000000"/>
+          <w:kern w:val="0"/>
+          <w:lang w:eastAsia="en-IN"/>
+          <w14:ligatures w14:val="none"/>
+        </w:rPr>
+      </w:pPr>
+      <w:r>
+        <w:rPr>
+          <w:rFonts w:ascii="CIDFont" w:eastAsia="Times New Roman" w:hAnsi="CIDFont" w:cs="Times New Roman"/>
+          <w:color w:val="000000"/>
+          <w:kern w:val="0"/>
+          <w:lang w:eastAsia="en-IN"/>
+          <w14:ligatures w14:val="none"/>
+        </w:rPr>
+        <w:drawing>
+          <wp:inline distT="0" distB="0" distL="0" distR="0" wp14:anchorId="5D4F31DD" wp14:editId="5753C5D5">
+            <wp:extent cx="4056689" cy="2331720"/>
+            <wp:effectExtent l="0" t="0" r="1270" b="0"/>
+            <wp:docPr id="6" name="Picture 6"/>
+            <wp:cNvGraphicFramePr>
+              <a:graphicFrameLocks xmlns:a="http://schemas.openxmlformats.org/drawingml/2006/main" noChangeAspect="1"/>
+            </wp:cNvGraphicFramePr>
+            <a:graphic xmlns:a="http://schemas.openxmlformats.org/drawingml/2006/main">
+              <a:graphicData uri="http://schemas.openxmlformats.org/drawingml/2006/picture">
+                <pic:pic xmlns:pic="http://schemas.openxmlformats.org/drawingml/2006/picture">
+                  <pic:nvPicPr>
+                    <pic:cNvPr id="1" name=""/>
+                    <pic:cNvPicPr/>
+                  </pic:nvPicPr>
+                  <pic:blipFill>
+                    <a:blip r:embed="rId20"/>
+                    <a:stretch>
+                      <a:fillRect/>
+                    </a:stretch>
+                  </pic:blipFill>
+                  <pic:spPr>
+                    <a:xfrm>
+                      <a:off x="0" y="0"/>
+                      <a:ext cx="4059291" cy="2333216"/>
+                    </a:xfrm>
+                    <a:prstGeom prst="rect">
+                      <a:avLst/>
+                    </a:prstGeom>
+                  </pic:spPr>
+                </pic:pic>
+              </a:graphicData>
+            </a:graphic>
+          </wp:inline>
+        </w:drawing>
+      </w:r>
+    </w:p>
+    <w:p>
+      <w:pPr>
+        <w:spacing w:after="0" w:line="240" w:lineRule="auto"/>
+        <w:rPr>
+          <w:rFonts w:ascii="CIDFont" w:eastAsia="Times New Roman" w:hAnsi="CIDFont" w:cs="Times New Roman"/>
+          <w:color w:val="000000"/>
+          <w:kern w:val="0"/>
+          <w:lang w:eastAsia="en-IN"/>
+          <w14:ligatures w14:val="none"/>
+        </w:rPr>
+      </w:pPr>
+    </w:p>
+    <w:p>
+      <w:pPr>
+        <w:spacing w:after="0" w:line="240" w:lineRule="auto"/>
+        <w:rPr>
+          <w:rFonts w:ascii="CIDFont" w:eastAsia="Times New Roman" w:hAnsi="CIDFont" w:cs="Times New Roman"/>
+          <w:color w:val="000000"/>
+          <w:kern w:val="0"/>
+          <w:lang w:eastAsia="en-IN"/>
+          <w14:ligatures w14:val="none"/>
+        </w:rPr>
+      </w:pPr>
+    </w:p>
+    <w:p>
+      <w:pPr>
+        <w:spacing w:after="0" w:line="240" w:lineRule="auto"/>
+        <w:rPr>
+          <w:rFonts w:ascii="CIDFont" w:eastAsia="Times New Roman" w:hAnsi="CIDFont" w:cs="Times New Roman"/>
+          <w:color w:val="000000"/>
+          <w:kern w:val="0"/>
+          <w:lang w:eastAsia="en-IN"/>
+          <w14:ligatures w14:val="none"/>
+        </w:rPr>
+      </w:pPr>
+      <w:r>
+        <w:rPr>
+          <w:rFonts w:ascii="CIDFont" w:eastAsia="Times New Roman" w:hAnsi="CIDFont" w:cs="Times New Roman"/>
+          <w:color w:val="000000"/>
+          <w:kern w:val="0"/>
+          <w:lang w:eastAsia="en-IN"/>
+          <w14:ligatures w14:val="none"/>
+        </w:rPr>
+        <w:drawing>
+          <wp:inline distT="0" distB="0" distL="0" distR="0" wp14:anchorId="0E407808" wp14:editId="03A521CC">
+            <wp:extent cx="3947160" cy="2239464"/>
+            <wp:effectExtent l="0" t="0" r="0" b="8890"/>
+            <wp:docPr id="7" name="Picture 7"/>
+            <wp:cNvGraphicFramePr>
+              <a:graphicFrameLocks xmlns:a="http://schemas.openxmlformats.org/drawingml/2006/main" noChangeAspect="1"/>
+            </wp:cNvGraphicFramePr>
+            <a:graphic xmlns:a="http://schemas.openxmlformats.org/drawingml/2006/main">
+              <a:graphicData uri="http://schemas.openxmlformats.org/drawingml/2006/picture">
+                <pic:pic xmlns:pic="http://schemas.openxmlformats.org/drawingml/2006/picture">
+                  <pic:nvPicPr>
+                    <pic:cNvPr id="1" name=""/>
+                    <pic:cNvPicPr/>
+                  </pic:nvPicPr>
+                  <pic:blipFill>
+                    <a:blip r:embed="rId21"/>
+                    <a:stretch>
+                      <a:fillRect/>
+                    </a:stretch>
+                  </pic:blipFill>
+                  <pic:spPr>
+                    <a:xfrm>
+                      <a:off x="0" y="0"/>
+                      <a:ext cx="3950441" cy="2241325"/>
+                    </a:xfrm>
+                    <a:prstGeom prst="rect">
+                      <a:avLst/>
+                    </a:prstGeom>
+                  </pic:spPr>
+                </pic:pic>
+              </a:graphicData>
+            </a:graphic>
+          </wp:inline>
+        </w:drawing>
+      </w:r>
+    </w:p>
+    <w:p>
+      <w:pPr>
+        <w:spacing w:after="0" w:line="240" w:lineRule="auto"/>
+        <w:rPr>
+          <w:rFonts w:ascii="CIDFont" w:eastAsia="Times New Roman" w:hAnsi="CIDFont" w:cs="Times New Roman"/>
+          <w:color w:val="000000"/>
+          <w:kern w:val="0"/>
+          <w:lang w:eastAsia="en-IN"/>
+          <w14:ligatures w14:val="none"/>
+        </w:rPr>
+      </w:pPr>
+    </w:p>
+    <w:p>
+      <w:pPr>
+        <w:spacing w:after="0" w:line="240" w:lineRule="auto"/>
+        <w:rPr>
+          <w:rFonts w:ascii="CIDFont" w:eastAsia="Times New Roman" w:hAnsi="CIDFont" w:cs="Times New Roman"/>
+          <w:color w:val="000000"/>
+          <w:kern w:val="0"/>
+          <w:lang w:eastAsia="en-IN"/>
+          <w14:ligatures w14:val="none"/>
+        </w:rPr>
+      </w:pPr>
+    </w:p>
+    <w:p>
+      <w:pPr>
+        <w:spacing w:after="0" w:line="240" w:lineRule="auto"/>
+        <w:rPr>
+          <w:rFonts w:ascii="CIDFont" w:eastAsia="Times New Roman" w:hAnsi="CIDFont" w:cs="Times New Roman"/>
+          <w:color w:val="000000"/>
+          <w:kern w:val="0"/>
+          <w:lang w:eastAsia="en-IN"/>
+          <w14:ligatures w14:val="none"/>
+        </w:rPr>
+      </w:pPr>
+      <w:r>
+        <w:rPr>
+          <w:rFonts w:ascii="CIDFont" w:eastAsia="Times New Roman" w:hAnsi="CIDFont" w:cs="Times New Roman"/>
+          <w:color w:val="000000"/>
+          <w:kern w:val="0"/>
+          <w:lang w:eastAsia="en-IN"/>
+          <w14:ligatures w14:val="none"/>
+        </w:rPr>
+        <w:lastRenderedPageBreak/>
+        <w:drawing>
+          <wp:inline distT="0" distB="0" distL="0" distR="0" wp14:anchorId="0E00D366" wp14:editId="64F8C305">
+            <wp:extent cx="4411980" cy="2458704"/>
+            <wp:effectExtent l="0" t="0" r="7620" b="0"/>
+            <wp:docPr id="8" name="Picture 8"/>
+            <wp:cNvGraphicFramePr>
+              <a:graphicFrameLocks xmlns:a="http://schemas.openxmlformats.org/drawingml/2006/main" noChangeAspect="1"/>
+            </wp:cNvGraphicFramePr>
+            <a:graphic xmlns:a="http://schemas.openxmlformats.org/drawingml/2006/main">
+              <a:graphicData uri="http://schemas.openxmlformats.org/drawingml/2006/picture">
+                <pic:pic xmlns:pic="http://schemas.openxmlformats.org/drawingml/2006/picture">
+                  <pic:nvPicPr>
+                    <pic:cNvPr id="1" name=""/>
+                    <pic:cNvPicPr/>
+                  </pic:nvPicPr>
+                  <pic:blipFill>
+                    <a:blip r:embed="rId22"/>
+                    <a:stretch>
+                      <a:fillRect/>
+                    </a:stretch>
+                  </pic:blipFill>
+                  <pic:spPr>
+                    <a:xfrm>
+                      <a:off x="0" y="0"/>
+                      <a:ext cx="4414988" cy="2460380"/>
+                    </a:xfrm>
+                    <a:prstGeom prst="rect">
+                      <a:avLst/>
+                    </a:prstGeom>
+                  </pic:spPr>
+                </pic:pic>
+              </a:graphicData>
+            </a:graphic>
+          </wp:inline>
+        </w:drawing>
+      </w:r>
+    </w:p>
+    <w:p>
+      <w:pPr>
+        <w:spacing w:after="0" w:line="240" w:lineRule="auto"/>
+        <w:rPr>
+          <w:rFonts w:ascii="CIDFont" w:eastAsia="Times New Roman" w:hAnsi="CIDFont" w:cs="Times New Roman"/>
+          <w:color w:val="000000"/>
+          <w:kern w:val="0"/>
+          <w:lang w:eastAsia="en-IN"/>
+          <w14:ligatures w14:val="none"/>
+        </w:rPr>
+      </w:pPr>
+    </w:p>
+    <w:p>
+      <w:pPr>
+        <w:spacing w:after="0" w:line="240" w:lineRule="auto"/>
+        <w:rPr>
+          <w:rFonts w:ascii="CIDFont" w:eastAsia="Times New Roman" w:hAnsi="CIDFont" w:cs="Times New Roman"/>
+          <w:color w:val="000000"/>
+          <w:kern w:val="0"/>
+          <w:lang w:eastAsia="en-IN"/>
+          <w14:ligatures w14:val="none"/>
+        </w:rPr>
+      </w:pPr>
+      <w:r>
+        <w:rPr>
+          <w:rFonts w:ascii="CIDFont" w:eastAsia="Times New Roman" w:hAnsi="CIDFont" w:cs="Times New Roman"/>
+          <w:color w:val="000000"/>
+          <w:kern w:val="0"/>
+          <w:lang w:eastAsia="en-IN"/>
+          <w14:ligatures w14:val="none"/>
+        </w:rPr>
+        <w:drawing>
+          <wp:inline distT="0" distB="0" distL="0" distR="0" wp14:anchorId="4322CD47" wp14:editId="709FA795">
+            <wp:extent cx="4472940" cy="2523896"/>
+            <wp:effectExtent l="0" t="0" r="3810" b="0"/>
+            <wp:docPr id="9" name="Picture 9"/>
+            <wp:cNvGraphicFramePr>
+              <a:graphicFrameLocks xmlns:a="http://schemas.openxmlformats.org/drawingml/2006/main" noChangeAspect="1"/>
+            </wp:cNvGraphicFramePr>
+            <a:graphic xmlns:a="http://schemas.openxmlformats.org/drawingml/2006/main">
+              <a:graphicData uri="http://schemas.openxmlformats.org/drawingml/2006/picture">
+                <pic:pic xmlns:pic="http://schemas.openxmlformats.org/drawingml/2006/picture">
+                  <pic:nvPicPr>
+                    <pic:cNvPr id="1" name=""/>
+                    <pic:cNvPicPr/>
+                  </pic:nvPicPr>
+                  <pic:blipFill>
+                    <a:blip r:embed="rId23"/>
+                    <a:stretch>
+                      <a:fillRect/>
+                    </a:stretch>
+                  </pic:blipFill>
+                  <pic:spPr>
+                    <a:xfrm>
+                      <a:off x="0" y="0"/>
+                      <a:ext cx="4479188" cy="2527422"/>
+                    </a:xfrm>
+                    <a:prstGeom prst="rect">
+                      <a:avLst/>
+                    </a:prstGeom>
+                  </pic:spPr>
+                </pic:pic>
+              </a:graphicData>
+            </a:graphic>
+          </wp:inline>
+        </w:drawing>
+      </w:r>
+    </w:p>
+    <w:p>
+      <w:pPr>
+        <w:spacing w:after="0" w:line="240" w:lineRule="auto"/>
+        <w:rPr>
+          <w:rFonts w:ascii="CIDFont" w:eastAsia="Times New Roman" w:hAnsi="CIDFont" w:cs="Times New Roman"/>
+          <w:color w:val="000000"/>
+          <w:kern w:val="0"/>
+          <w:lang w:eastAsia="en-IN"/>
+          <w14:ligatures w14:val="none"/>
+        </w:rPr>
+      </w:pPr>
+    </w:p>
+    <w:p>
+      <w:pPr>
+        <w:spacing w:after="0" w:line="240" w:lineRule="auto"/>
+        <w:rPr>
+          <w:rFonts w:ascii="CIDFont" w:eastAsia="Times New Roman" w:hAnsi="CIDFont" w:cs="Times New Roman"/>
+          <w:color w:val="000000"/>
+          <w:kern w:val="0"/>
+          <w:lang w:eastAsia="en-IN"/>
+          <w14:ligatures w14:val="none"/>
+        </w:rPr>
+      </w:pPr>
+    </w:p>
+    <w:p>
+      <w:pPr>
+        <w:spacing w:after="0" w:line="240" w:lineRule="auto"/>
+        <w:rPr>
+          <w:rFonts w:ascii="CIDFont" w:eastAsia="Times New Roman" w:hAnsi="CIDFont" w:cs="Times New Roman"/>
+          <w:color w:val="000000"/>
+          <w:kern w:val="0"/>
+          <w:lang w:eastAsia="en-IN"/>
+          <w14:ligatures w14:val="none"/>
+        </w:rPr>
+      </w:pPr>
+      <w:r>
+        <w:rPr>
+          <w:rFonts w:ascii="CIDFont" w:eastAsia="Times New Roman" w:hAnsi="CIDFont" w:cs="Times New Roman"/>
+          <w:color w:val="000000"/>
+          <w:kern w:val="0"/>
+          <w:lang w:eastAsia="en-IN"/>
+          <w14:ligatures w14:val="none"/>
+        </w:rPr>
+        <w:drawing>
+          <wp:inline distT="0" distB="0" distL="0" distR="0" wp14:anchorId="5E447246" wp14:editId="51B65CBB">
+            <wp:extent cx="4556760" cy="2565134"/>
+            <wp:effectExtent l="0" t="0" r="0" b="6985"/>
+            <wp:docPr id="10" name="Picture 10"/>
+            <wp:cNvGraphicFramePr>
+              <a:graphicFrameLocks xmlns:a="http://schemas.openxmlformats.org/drawingml/2006/main" noChangeAspect="1"/>
+            </wp:cNvGraphicFramePr>
+            <a:graphic xmlns:a="http://schemas.openxmlformats.org/drawingml/2006/main">
+              <a:graphicData uri="http://schemas.openxmlformats.org/drawingml/2006/picture">
+                <pic:pic xmlns:pic="http://schemas.openxmlformats.org/drawingml/2006/picture">
+                  <pic:nvPicPr>
+                    <pic:cNvPr id="1" name=""/>
+                    <pic:cNvPicPr/>
+                  </pic:nvPicPr>
+                  <pic:blipFill>
+                    <a:blip r:embed="rId24"/>
+                    <a:stretch>
+                      <a:fillRect/>
+                    </a:stretch>
+                  </pic:blipFill>
+                  <pic:spPr>
+                    <a:xfrm>
+                      <a:off x="0" y="0"/>
+                      <a:ext cx="4564144" cy="2569291"/>
+                    </a:xfrm>
+                    <a:prstGeom prst="rect">
+                      <a:avLst/>
+                    </a:prstGeom>
+                  </pic:spPr>
+                </pic:pic>
+              </a:graphicData>
+            </a:graphic>
+          </wp:inline>
+        </w:drawing>
+      </w:r>
+      <w:bookmarkStart w:id="0" w:name="_GoBack"/>
+      <w:bookmarkEnd w:id="0"/>
     </w:p>
     <w:sectPr>
       <w:pgSz w:w="11906" w:h="16838"/>
@@ -2619,6 +4622,51 @@
     <w:name w:val="Normal"/>
     <w:qFormat/>
   </w:style>
+  <w:style w:type="paragraph" w:styleId="Heading2">
+    <w:name w:val="heading 2"/>
+    <w:basedOn w:val="Normal"/>
+    <w:next w:val="Normal"/>
+    <w:link w:val="Heading2Char"/>
+    <w:uiPriority w:val="9"/>
+    <w:semiHidden/>
+    <w:unhideWhenUsed/>
+    <w:qFormat/>
+    <w:rsid w:val="00A469F9"/>
+    <w:pPr>
+      <w:keepNext/>
+      <w:keepLines/>
+      <w:spacing w:before="40" w:after="0"/>
+      <w:outlineLvl w:val="1"/>
+    </w:pPr>
+    <w:rPr>
+      <w:rFonts w:asciiTheme="majorHAnsi" w:eastAsiaTheme="majorEastAsia" w:hAnsiTheme="majorHAnsi" w:cstheme="majorBidi"/>
+      <w:color w:val="2F5496" w:themeColor="accent1" w:themeShade="BF"/>
+      <w:sz w:val="26"/>
+      <w:szCs w:val="26"/>
+    </w:rPr>
+  </w:style>
+  <w:style w:type="paragraph" w:styleId="Heading3">
+    <w:name w:val="heading 3"/>
+    <w:basedOn w:val="Normal"/>
+    <w:link w:val="Heading3Char"/>
+    <w:uiPriority w:val="9"/>
+    <w:qFormat/>
+    <w:rsid w:val="00AA00A7"/>
+    <w:pPr>
+      <w:spacing w:before="100" w:beforeAutospacing="1" w:after="100" w:afterAutospacing="1" w:line="240" w:lineRule="auto"/>
+      <w:outlineLvl w:val="2"/>
+    </w:pPr>
+    <w:rPr>
+      <w:rFonts w:ascii="Times New Roman" w:eastAsia="Times New Roman" w:hAnsi="Times New Roman" w:cs="Times New Roman"/>
+      <w:b/>
+      <w:bCs/>
+      <w:kern w:val="0"/>
+      <w:sz w:val="27"/>
+      <w:szCs w:val="27"/>
+      <w:lang w:eastAsia="en-IN"/>
+      <w14:ligatures w14:val="none"/>
+    </w:rPr>
+  </w:style>
   <w:style w:type="character" w:default="1" w:styleId="DefaultParagraphFont">
     <w:name w:val="Default Paragraph Font"/>
     <w:uiPriority w:val="1"/>
@@ -2678,6 +4726,133 @@
     <w:rPr>
       <w:color w:val="605E5C"/>
       <w:shd w:val="clear" w:color="auto" w:fill="E1DFDD"/>
+    </w:rPr>
+  </w:style>
+  <w:style w:type="paragraph" w:styleId="NormalWeb">
+    <w:name w:val="Normal (Web)"/>
+    <w:basedOn w:val="Normal"/>
+    <w:uiPriority w:val="99"/>
+    <w:unhideWhenUsed/>
+    <w:rsid w:val="00630B25"/>
+    <w:pPr>
+      <w:spacing w:before="100" w:beforeAutospacing="1" w:after="100" w:afterAutospacing="1" w:line="240" w:lineRule="auto"/>
+    </w:pPr>
+    <w:rPr>
+      <w:rFonts w:ascii="Times New Roman" w:eastAsia="Times New Roman" w:hAnsi="Times New Roman" w:cs="Times New Roman"/>
+      <w:kern w:val="0"/>
+      <w:sz w:val="24"/>
+      <w:szCs w:val="24"/>
+      <w:lang w:eastAsia="en-IN"/>
+      <w14:ligatures w14:val="none"/>
+    </w:rPr>
+  </w:style>
+  <w:style w:type="character" w:styleId="Strong">
+    <w:name w:val="Strong"/>
+    <w:basedOn w:val="DefaultParagraphFont"/>
+    <w:uiPriority w:val="22"/>
+    <w:qFormat/>
+    <w:rsid w:val="00630B25"/>
+    <w:rPr>
+      <w:b/>
+      <w:bCs/>
+    </w:rPr>
+  </w:style>
+  <w:style w:type="character" w:customStyle="1" w:styleId="Heading3Char">
+    <w:name w:val="Heading 3 Char"/>
+    <w:basedOn w:val="DefaultParagraphFont"/>
+    <w:link w:val="Heading3"/>
+    <w:uiPriority w:val="9"/>
+    <w:rsid w:val="00AA00A7"/>
+    <w:rPr>
+      <w:rFonts w:ascii="Times New Roman" w:eastAsia="Times New Roman" w:hAnsi="Times New Roman" w:cs="Times New Roman"/>
+      <w:b/>
+      <w:bCs/>
+      <w:kern w:val="0"/>
+      <w:sz w:val="27"/>
+      <w:szCs w:val="27"/>
+      <w:lang w:eastAsia="en-IN"/>
+      <w14:ligatures w14:val="none"/>
+    </w:rPr>
+  </w:style>
+  <w:style w:type="character" w:styleId="HTMLKeyboard">
+    <w:name w:val="HTML Keyboard"/>
+    <w:basedOn w:val="DefaultParagraphFont"/>
+    <w:uiPriority w:val="99"/>
+    <w:semiHidden/>
+    <w:unhideWhenUsed/>
+    <w:rsid w:val="004E2754"/>
+    <w:rPr>
+      <w:rFonts w:ascii="Courier New" w:eastAsia="Times New Roman" w:hAnsi="Courier New" w:cs="Courier New"/>
+      <w:sz w:val="20"/>
+      <w:szCs w:val="20"/>
+    </w:rPr>
+  </w:style>
+  <w:style w:type="paragraph" w:styleId="HTMLPreformatted">
+    <w:name w:val="HTML Preformatted"/>
+    <w:basedOn w:val="Normal"/>
+    <w:link w:val="HTMLPreformattedChar"/>
+    <w:uiPriority w:val="99"/>
+    <w:semiHidden/>
+    <w:unhideWhenUsed/>
+    <w:rsid w:val="004E2754"/>
+    <w:pPr>
+      <w:tabs>
+        <w:tab w:val="left" w:pos="916"/>
+        <w:tab w:val="left" w:pos="1832"/>
+        <w:tab w:val="left" w:pos="2748"/>
+        <w:tab w:val="left" w:pos="3664"/>
+        <w:tab w:val="left" w:pos="4580"/>
+        <w:tab w:val="left" w:pos="5496"/>
+        <w:tab w:val="left" w:pos="6412"/>
+        <w:tab w:val="left" w:pos="7328"/>
+        <w:tab w:val="left" w:pos="8244"/>
+        <w:tab w:val="left" w:pos="9160"/>
+        <w:tab w:val="left" w:pos="10076"/>
+        <w:tab w:val="left" w:pos="10992"/>
+        <w:tab w:val="left" w:pos="11908"/>
+        <w:tab w:val="left" w:pos="12824"/>
+        <w:tab w:val="left" w:pos="13740"/>
+        <w:tab w:val="left" w:pos="14656"/>
+      </w:tabs>
+      <w:spacing w:after="0" w:line="240" w:lineRule="auto"/>
+    </w:pPr>
+    <w:rPr>
+      <w:rFonts w:ascii="Courier New" w:eastAsia="Times New Roman" w:hAnsi="Courier New" w:cs="Courier New"/>
+      <w:kern w:val="0"/>
+      <w:sz w:val="20"/>
+      <w:szCs w:val="20"/>
+      <w:lang w:eastAsia="en-IN"/>
+      <w14:ligatures w14:val="none"/>
+    </w:rPr>
+  </w:style>
+  <w:style w:type="character" w:customStyle="1" w:styleId="HTMLPreformattedChar">
+    <w:name w:val="HTML Preformatted Char"/>
+    <w:basedOn w:val="DefaultParagraphFont"/>
+    <w:link w:val="HTMLPreformatted"/>
+    <w:uiPriority w:val="99"/>
+    <w:semiHidden/>
+    <w:rsid w:val="004E2754"/>
+    <w:rPr>
+      <w:rFonts w:ascii="Courier New" w:eastAsia="Times New Roman" w:hAnsi="Courier New" w:cs="Courier New"/>
+      <w:kern w:val="0"/>
+      <w:sz w:val="20"/>
+      <w:szCs w:val="20"/>
+      <w:lang w:eastAsia="en-IN"/>
+      <w14:ligatures w14:val="none"/>
+    </w:rPr>
+  </w:style>
+  <w:style w:type="character" w:customStyle="1" w:styleId="Heading2Char">
+    <w:name w:val="Heading 2 Char"/>
+    <w:basedOn w:val="DefaultParagraphFont"/>
+    <w:link w:val="Heading2"/>
+    <w:uiPriority w:val="9"/>
+    <w:semiHidden/>
+    <w:rsid w:val="00A469F9"/>
+    <w:rPr>
+      <w:rFonts w:asciiTheme="majorHAnsi" w:eastAsiaTheme="majorEastAsia" w:hAnsiTheme="majorHAnsi" w:cstheme="majorBidi"/>
+      <w:color w:val="2F5496" w:themeColor="accent1" w:themeShade="BF"/>
+      <w:sz w:val="26"/>
+      <w:szCs w:val="26"/>
     </w:rPr>
   </w:style>
 </w:styles>
